--- a/docs/20261102_打合せ_確認事項・ご説明事項.docx
+++ b/docs/20261102_打合せ_確認事項・ご説明事項.docx
@@ -25,7 +25,19 @@
             <w:rPr>
               <w:rFonts w:hint="eastAsia"/>
             </w:rPr>
-            <w:t>東進電機工業様 サイトリニューアル</w:t>
+            <w:t>東進電機工業様</w:t>
+          </w:r>
+          <w:r>
+            <w:rPr>
+              <w:rFonts w:hint="eastAsia"/>
+            </w:rPr>
+            <w:t xml:space="preserve"> </w:t>
+          </w:r>
+          <w:r>
+            <w:rPr>
+              <w:rFonts w:hint="eastAsia"/>
+            </w:rPr>
+            <w:t>サイトリニューアル</w:t>
           </w:r>
         </w:p>
       </w:sdtContent>
@@ -53,7 +65,19 @@
             <w:rPr>
               <w:rFonts w:hint="eastAsia"/>
             </w:rPr>
-            <w:t>お打合せ 確認事項・ご説明事項</w:t>
+            <w:t>お打合せ</w:t>
+          </w:r>
+          <w:r>
+            <w:rPr>
+              <w:rFonts w:hint="eastAsia"/>
+            </w:rPr>
+            <w:t xml:space="preserve"> </w:t>
+          </w:r>
+          <w:r>
+            <w:rPr>
+              <w:rFonts w:hint="eastAsia"/>
+            </w:rPr>
+            <w:t>確認事項・ご説明事項</w:t>
           </w:r>
         </w:p>
       </w:sdtContent>
@@ -74,7 +98,7 @@
             <w:docPart w:val="4544FF52D0A041A2914CA9E4CDA7A785"/>
           </w:placeholder>
           <w:dataBinding w:prefixMappings="xmlns:ns0='http://schemas.microsoft.com/office/2006/coverPageProps' " w:xpath="/ns0:CoverPageProperties[1]/ns0:PublishDate[1]" w:storeItemID="{55AF091B-3C7A-41E3-B477-F2FDAA23CFDA}"/>
-          <w:date>
+          <w:date w:fullDate="2026-10-30T00:00:00Z">
             <w:dateFormat w:val="yyyy/MM/dd"/>
             <w:lid w:val="ja-JP"/>
             <w:storeMappedDataAs w:val="dateTime"/>
@@ -145,108 +169,19 @@
         <w:rPr>
           <w:rFonts w:hint="eastAsia"/>
         </w:rPr>
-        <w:t xml:space="preserve">本日のお打合せの内容</w:t>
+        <w:t xml:space="preserve">前回お打合せで社内検討とした事項のご報告</w:t>
       </w:r>
     </w:p>
     <w:p>
       <w:pPr>
         <w:pStyle w:val="a1"/>
+        <w:spacing w:before="180"/>
       </w:pPr>
       <w:r>
         <w:rPr>
           <w:rFonts w:hint="eastAsia"/>
         </w:rPr>
-        <w:t xml:space="preserve">8/5 のお打合せでいただいたご要望をもとに、弊社で実装方法を検討いたしました。本日は、</w:t>
-      </w:r>
-      <w:r>
-        <w:rPr>
-          <w:rFonts w:hint="eastAsia"/>
-          <w:b/>
-          <w:bCs/>
-        </w:rPr>
-        <w:t xml:space="preserve">Q＝確認させていただきたいこと</w:t>
-      </w:r>
-      <w:r>
-        <w:rPr>
-          <w:rFonts w:hint="eastAsia"/>
-        </w:rPr>
-        <w:t xml:space="preserve">、</w:t>
-      </w:r>
-      <w:r>
-        <w:rPr>
-          <w:rFonts w:hint="eastAsia"/>
-          <w:b/>
-          <w:bCs/>
-        </w:rPr>
-        <w:t xml:space="preserve">S＝ご提案・ご説明</w:t>
-      </w:r>
-      <w:r>
-        <w:rPr>
-          <w:rFonts w:hint="eastAsia"/>
-        </w:rPr>
-        <w:t xml:space="preserve">、</w:t>
-      </w:r>
-      <w:r>
-        <w:rPr>
-          <w:rFonts w:hint="eastAsia"/>
-          <w:b/>
-          <w:bCs/>
-        </w:rPr>
-        <w:t xml:space="preserve">R＝公開後の運用でお願いしたいこと</w:t>
-      </w:r>
-      <w:r>
-        <w:rPr>
-          <w:rFonts w:hint="eastAsia"/>
-        </w:rPr>
-        <w:t xml:space="preserve">の3点をご相談させてください。</w:t>
-      </w:r>
-    </w:p>
-    <w:p>
-      <w:pPr>
-        <w:pStyle w:val="a1"/>
-      </w:pPr>
-      <w:r>
-        <w:rPr>
-          <w:rFonts w:hint="eastAsia"/>
-        </w:rPr>
-        <w:t xml:space="preserve">特に </w:t>
-      </w:r>
-      <w:r>
-        <w:rPr>
-          <w:rFonts w:hint="eastAsia"/>
-          <w:b/>
-          <w:bCs/>
-        </w:rPr>
-        <w:t xml:space="preserve">Q1〜Q4</w:t>
-      </w:r>
-      <w:r>
-        <w:rPr>
-          <w:rFonts w:hint="eastAsia"/>
-        </w:rPr>
-        <w:t xml:space="preserve"> は、開発の段取りとお見積りの前提になります。本日中のご回答が難しい場合は、ご回答時期の目安をお知らせいただけますと幸いです。</w:t>
-      </w:r>
-    </w:p>
-    <w:p>
-      <w:pPr>
-        <w:pStyle w:val="1"/>
-        <w:spacing w:before="360" w:after="180"/>
-      </w:pPr>
-      <w:r>
-        <w:rPr>
-          <w:rFonts w:hint="eastAsia"/>
-        </w:rPr>
-        <w:t xml:space="preserve">確認させていただきたいこと</w:t>
-      </w:r>
-    </w:p>
-    <w:p>
-      <w:pPr>
-        <w:pStyle w:val="2"/>
-      </w:pPr>
-      <w:r>
-        <w:rPr>
-          <w:rFonts w:hint="eastAsia"/>
-        </w:rPr>
-        <w:t xml:space="preserve">製品データ・初期登録</w:t>
+        <w:t xml:space="preserve">8/5 のお打合せで「社内で検討します」とお預かりした事項について、検討の結果をご報告します。</w:t>
       </w:r>
     </w:p>
     <w:tbl>
@@ -260,12 +195,12 @@
           <w:bottom w:w="40" w:type="dxa"/>
           <w:right w:w="100" w:type="dxa"/>
         </w:tblCellMar>
+        <w:tblLook w:val="04A0" w:firstRow="1" w:lastRow="0" w:firstColumn="1" w:lastColumn="0" w:noHBand="0" w:noVBand="1"/>
       </w:tblPr>
       <w:tblGrid>
         <w:gridCol w:w="700"/>
-        <w:gridCol w:w="2950"/>
-        <w:gridCol w:w="2754"/>
-        <w:gridCol w:w="2100"/>
+        <w:gridCol w:w="3550"/>
+        <w:gridCol w:w="4254"/>
       </w:tblGrid>
       <w:tr>
         <w:trPr>
@@ -293,7 +228,7 @@
         </w:tc>
         <w:tc>
           <w:tcPr>
-            <w:tcW w:w="2950" w:type="dxa"/>
+            <w:tcW w:w="3550" w:type="dxa"/>
             <w:shd w:val="clear" w:color="auto" w:fill="E7E6E6"/>
           </w:tcPr>
           <w:p>
@@ -306,13 +241,13 @@
                 <w:b/>
                 <w:bCs/>
               </w:rPr>
-              <w:t xml:space="preserve">確認させていただきたいこと</w:t>
-            </w:r>
-          </w:p>
-        </w:tc>
-        <w:tc>
-          <w:tcPr>
-            <w:tcW w:w="2754" w:type="dxa"/>
+              <w:t xml:space="preserve">前回いただいたご要望</w:t>
+            </w:r>
+          </w:p>
+        </w:tc>
+        <w:tc>
+          <w:tcPr>
+            <w:tcW w:w="4254" w:type="dxa"/>
             <w:shd w:val="clear" w:color="auto" w:fill="E7E6E6"/>
           </w:tcPr>
           <w:p>
@@ -325,26 +260,7 @@
                 <w:b/>
                 <w:bCs/>
               </w:rPr>
-              <w:t xml:space="preserve">理由・補足</w:t>
-            </w:r>
-          </w:p>
-        </w:tc>
-        <w:tc>
-          <w:tcPr>
-            <w:tcW w:w="2100" w:type="dxa"/>
-            <w:shd w:val="clear" w:color="auto" w:fill="E7E6E6"/>
-          </w:tcPr>
-          <w:p>
-            <w:pPr>
-              <w:pStyle w:val="affe"/>
-            </w:pPr>
-            <w:r>
-              <w:rPr>
-                <w:rFonts w:hint="eastAsia"/>
-                <w:b/>
-                <w:bCs/>
-              </w:rPr>
-              <w:t xml:space="preserve">ご回答（メモ）</w:t>
+              <w:t xml:space="preserve">社内検討の結果</w:t>
             </w:r>
           </w:p>
         </w:tc>
@@ -365,63 +281,84 @@
               <w:rPr>
                 <w:rFonts w:hint="eastAsia"/>
               </w:rPr>
-              <w:t xml:space="preserve">Q1</w:t>
-            </w:r>
-          </w:p>
-        </w:tc>
-        <w:tc>
-          <w:tcPr>
-            <w:tcW w:w="2950" w:type="dxa"/>
-          </w:tcPr>
-          <w:p>
-            <w:pPr>
-              <w:pStyle w:val="affe"/>
-            </w:pPr>
-            <w:r>
-              <w:rPr>
-                <w:rFonts w:hint="eastAsia"/>
-                <w:b/>
-                <w:bCs/>
-              </w:rPr>
-              <w:t xml:space="preserve">製品の件数</w:t>
-            </w:r>
-          </w:p>
-          <w:p>
-            <w:pPr>
-              <w:pStyle w:val="affe"/>
-            </w:pPr>
-            <w:r>
-              <w:rPr>
-                <w:rFonts w:hint="eastAsia"/>
-              </w:rPr>
-              <w:t xml:space="preserve">現在の総数と、3年後の見込み</w:t>
-            </w:r>
-          </w:p>
-        </w:tc>
-        <w:tc>
-          <w:tcPr>
-            <w:tcW w:w="2754" w:type="dxa"/>
-          </w:tcPr>
-          <w:p>
-            <w:pPr>
-              <w:pStyle w:val="affe"/>
-            </w:pPr>
-            <w:r>
-              <w:rPr>
-                <w:rFonts w:hint="eastAsia"/>
-              </w:rPr>
-              <w:t xml:space="preserve">型番検索の仕組みとお見積りの前提になります</w:t>
-            </w:r>
-          </w:p>
-        </w:tc>
-        <w:tc>
-          <w:tcPr>
-            <w:tcW w:w="2100" w:type="dxa"/>
-          </w:tcPr>
-          <w:p>
-            <w:pPr>
-              <w:pStyle w:val="affe"/>
-            </w:pPr>
+              <w:t xml:space="preserve">1</w:t>
+            </w:r>
+          </w:p>
+        </w:tc>
+        <w:tc>
+          <w:tcPr>
+            <w:tcW w:w="3550" w:type="dxa"/>
+          </w:tcPr>
+          <w:p>
+            <w:pPr>
+              <w:pStyle w:val="affe"/>
+            </w:pPr>
+            <w:r>
+              <w:rPr>
+                <w:rFonts w:hint="eastAsia"/>
+              </w:rPr>
+              <w:t xml:space="preserve">型番検索</w:t>
+            </w:r>
+          </w:p>
+          <w:p>
+            <w:pPr>
+              <w:pStyle w:val="affe"/>
+            </w:pPr>
+            <w:r>
+              <w:rPr>
+                <w:rFonts w:hint="eastAsia"/>
+              </w:rPr>
+              <w:t xml:space="preserve">「ないと困る」。型番だけでも探せるように</w:t>
+            </w:r>
+          </w:p>
+        </w:tc>
+        <w:tc>
+          <w:tcPr>
+            <w:tcW w:w="4254" w:type="dxa"/>
+          </w:tcPr>
+          <w:p>
+            <w:pPr>
+              <w:pStyle w:val="affe"/>
+            </w:pPr>
+            <w:r>
+              <w:rPr>
+                <w:rFonts w:hint="eastAsia"/>
+              </w:rPr>
+              <w:t xml:space="preserve">型番検索の仕組みを独自に構築します</w:t>
+            </w:r>
+          </w:p>
+          <w:p>
+            <w:pPr>
+              <w:pStyle w:val="affe"/>
+            </w:pPr>
+            <w:r>
+              <w:rPr>
+                <w:rFonts w:hint="eastAsia"/>
+              </w:rPr>
+              <w:t xml:space="preserve">型番の一部だけでも、大文字・小文字やハイフンの有無を問わず検索できます（ワイヤーのとおり）</w:t>
+            </w:r>
+          </w:p>
+          <w:p>
+            <w:pPr>
+              <w:pStyle w:val="affe"/>
+            </w:pPr>
+            <w:r>
+              <w:rPr>
+                <w:rFonts w:hint="eastAsia"/>
+              </w:rPr>
+              <w:t xml:space="preserve">結果は「完全に一致」→「先頭が一致」→「一部が一致」の順に表示します</w:t>
+            </w:r>
+          </w:p>
+          <w:p>
+            <w:pPr>
+              <w:pStyle w:val="affe"/>
+            </w:pPr>
+            <w:r>
+              <w:rPr>
+                <w:rFonts w:hint="eastAsia"/>
+              </w:rPr>
+              <w:t xml:space="preserve">ダウンロード資料も同じ検索で探せます</w:t>
+            </w:r>
           </w:p>
         </w:tc>
       </w:tr>
@@ -441,63 +378,62 @@
               <w:rPr>
                 <w:rFonts w:hint="eastAsia"/>
               </w:rPr>
-              <w:t xml:space="preserve">Q2</w:t>
-            </w:r>
-          </w:p>
-        </w:tc>
-        <w:tc>
-          <w:tcPr>
-            <w:tcW w:w="2950" w:type="dxa"/>
-          </w:tcPr>
-          <w:p>
-            <w:pPr>
-              <w:pStyle w:val="affe"/>
-            </w:pPr>
-            <w:r>
-              <w:rPr>
-                <w:rFonts w:hint="eastAsia"/>
-                <w:b/>
-                <w:bCs/>
-              </w:rPr>
-              <w:t xml:space="preserve">既存の製品データの形</w:t>
-            </w:r>
-          </w:p>
-          <w:p>
-            <w:pPr>
-              <w:pStyle w:val="affe"/>
-            </w:pPr>
-            <w:r>
-              <w:rPr>
-                <w:rFonts w:hint="eastAsia"/>
-              </w:rPr>
-              <w:t xml:space="preserve">Excel・CSV／カタログの制作データ／現行サイトに載っているもののみ、のいずれか</w:t>
-            </w:r>
-          </w:p>
-        </w:tc>
-        <w:tc>
-          <w:tcPr>
-            <w:tcW w:w="2754" w:type="dxa"/>
-          </w:tcPr>
-          <w:p>
-            <w:pPr>
-              <w:pStyle w:val="affe"/>
-            </w:pPr>
-            <w:r>
-              <w:rPr>
-                <w:rFonts w:hint="eastAsia"/>
-              </w:rPr>
-              <w:t xml:space="preserve">初期登録の方法を決めるため</w:t>
-            </w:r>
-          </w:p>
-        </w:tc>
-        <w:tc>
-          <w:tcPr>
-            <w:tcW w:w="2100" w:type="dxa"/>
-          </w:tcPr>
-          <w:p>
-            <w:pPr>
-              <w:pStyle w:val="affe"/>
-            </w:pPr>
+              <w:t xml:space="preserve">2</w:t>
+            </w:r>
+          </w:p>
+        </w:tc>
+        <w:tc>
+          <w:tcPr>
+            <w:tcW w:w="3550" w:type="dxa"/>
+          </w:tcPr>
+          <w:p>
+            <w:pPr>
+              <w:pStyle w:val="affe"/>
+            </w:pPr>
+            <w:r>
+              <w:rPr>
+                <w:rFonts w:hint="eastAsia"/>
+              </w:rPr>
+              <w:t xml:space="preserve">製品一覧の見せ方</w:t>
+            </w:r>
+          </w:p>
+          <w:p>
+            <w:pPr>
+              <w:pStyle w:val="affe"/>
+            </w:pPr>
+            <w:r>
+              <w:rPr>
+                <w:rFonts w:hint="eastAsia"/>
+              </w:rPr>
+              <w:t xml:space="preserve">製品一覧は「なくてもいい」</w:t>
+            </w:r>
+          </w:p>
+        </w:tc>
+        <w:tc>
+          <w:tcPr>
+            <w:tcW w:w="4254" w:type="dxa"/>
+          </w:tcPr>
+          <w:p>
+            <w:pPr>
+              <w:pStyle w:val="affe"/>
+            </w:pPr>
+            <w:r>
+              <w:rPr>
+                <w:rFonts w:hint="eastAsia"/>
+              </w:rPr>
+              <w:t xml:space="preserve">製品一覧は出さず、カテゴリー7項目のカードから辿っていただく形にします</w:t>
+            </w:r>
+          </w:p>
+          <w:p>
+            <w:pPr>
+              <w:pStyle w:val="affe"/>
+            </w:pPr>
+            <w:r>
+              <w:rPr>
+                <w:rFonts w:hint="eastAsia"/>
+              </w:rPr>
+              <w:t xml:space="preserve">カテゴリーの写真と並び順は、御社で変更できるようにします</w:t>
+            </w:r>
           </w:p>
         </w:tc>
       </w:tr>
@@ -517,74 +453,73 @@
               <w:rPr>
                 <w:rFonts w:hint="eastAsia"/>
               </w:rPr>
-              <w:t xml:space="preserve">Q3</w:t>
-            </w:r>
-          </w:p>
-        </w:tc>
-        <w:tc>
-          <w:tcPr>
-            <w:tcW w:w="2950" w:type="dxa"/>
-          </w:tcPr>
-          <w:p>
-            <w:pPr>
-              <w:pStyle w:val="affe"/>
-            </w:pPr>
-            <w:r>
-              <w:rPr>
-                <w:rFonts w:hint="eastAsia"/>
-                <w:b/>
-                <w:bCs/>
-              </w:rPr>
-              <w:t xml:space="preserve">初期登録（製品の一括登録）の方法とご担当</w:t>
-            </w:r>
-          </w:p>
-          <w:p>
-            <w:pPr>
-              <w:pStyle w:val="affe"/>
-            </w:pPr>
-            <w:r>
-              <w:rPr>
-                <w:rFonts w:hint="eastAsia"/>
-              </w:rPr>
-              <w:t xml:space="preserve">御社で1件ずつ登録／データを一括で取り込む／弊社で登録、のいずれか</w:t>
-            </w:r>
-          </w:p>
-        </w:tc>
-        <w:tc>
-          <w:tcPr>
-            <w:tcW w:w="2754" w:type="dxa"/>
-          </w:tcPr>
-          <w:p>
-            <w:pPr>
-              <w:pStyle w:val="affe"/>
-            </w:pPr>
-            <w:r>
-              <w:rPr>
-                <w:rFonts w:hint="eastAsia"/>
-              </w:rPr>
-              <w:t xml:space="preserve">一括で取り込む場合は、取り込み後の手順書をご用意します</w:t>
-            </w:r>
-          </w:p>
-          <w:p>
-            <w:pPr>
-              <w:pStyle w:val="affe"/>
-            </w:pPr>
-            <w:r>
-              <w:rPr>
-                <w:rFonts w:hint="eastAsia"/>
-              </w:rPr>
-              <w:t xml:space="preserve">弊社で登録する場合は、件数によって別途お見積りとさせていただく場合があります</w:t>
-            </w:r>
-          </w:p>
-        </w:tc>
-        <w:tc>
-          <w:tcPr>
-            <w:tcW w:w="2100" w:type="dxa"/>
-          </w:tcPr>
-          <w:p>
-            <w:pPr>
-              <w:pStyle w:val="affe"/>
-            </w:pPr>
+              <w:t xml:space="preserve">3</w:t>
+            </w:r>
+          </w:p>
+        </w:tc>
+        <w:tc>
+          <w:tcPr>
+            <w:tcW w:w="3550" w:type="dxa"/>
+          </w:tcPr>
+          <w:p>
+            <w:pPr>
+              <w:pStyle w:val="affe"/>
+            </w:pPr>
+            <w:r>
+              <w:rPr>
+                <w:rFonts w:hint="eastAsia"/>
+              </w:rPr>
+              <w:t xml:space="preserve">ダウンロード一覧の見せ方</w:t>
+            </w:r>
+          </w:p>
+          <w:p>
+            <w:pPr>
+              <w:pStyle w:val="affe"/>
+            </w:pPr>
+            <w:r>
+              <w:rPr>
+                <w:rFonts w:hint="eastAsia"/>
+              </w:rPr>
+              <w:t xml:space="preserve">型番で探す。一覧は出さない</w:t>
+            </w:r>
+          </w:p>
+        </w:tc>
+        <w:tc>
+          <w:tcPr>
+            <w:tcW w:w="4254" w:type="dxa"/>
+          </w:tcPr>
+          <w:p>
+            <w:pPr>
+              <w:pStyle w:val="affe"/>
+            </w:pPr>
+            <w:r>
+              <w:rPr>
+                <w:rFonts w:hint="eastAsia"/>
+              </w:rPr>
+              <w:t xml:space="preserve">型番検索を中央に大きく配置します</w:t>
+            </w:r>
+          </w:p>
+          <w:p>
+            <w:pPr>
+              <w:pStyle w:val="affe"/>
+            </w:pPr>
+            <w:r>
+              <w:rPr>
+                <w:rFonts w:hint="eastAsia"/>
+              </w:rPr>
+              <w:t xml:space="preserve">一覧は最初は出さず、カテゴリーを選んだらその製品の資料だけを表示します</w:t>
+            </w:r>
+          </w:p>
+          <w:p>
+            <w:pPr>
+              <w:pStyle w:val="affe"/>
+            </w:pPr>
+            <w:r>
+              <w:rPr>
+                <w:rFonts w:hint="eastAsia"/>
+              </w:rPr>
+              <w:t xml:space="preserve">資料は情報を入力せず、そのままダウンロードできます</w:t>
+            </w:r>
           </w:p>
         </w:tc>
       </w:tr>
@@ -604,85 +539,62 @@
               <w:rPr>
                 <w:rFonts w:hint="eastAsia"/>
               </w:rPr>
-              <w:t xml:space="preserve">Q4</w:t>
-            </w:r>
-          </w:p>
-        </w:tc>
-        <w:tc>
-          <w:tcPr>
-            <w:tcW w:w="2950" w:type="dxa"/>
-          </w:tcPr>
-          <w:p>
-            <w:pPr>
-              <w:pStyle w:val="affe"/>
-            </w:pPr>
-            <w:r>
-              <w:rPr>
-                <w:rFonts w:hint="eastAsia"/>
-                <w:b/>
-                <w:bCs/>
-              </w:rPr>
-              <w:t xml:space="preserve">対応アクセサリーの元データと傾向</w:t>
-            </w:r>
-          </w:p>
-          <w:p>
-            <w:pPr>
-              <w:pStyle w:val="affe"/>
-            </w:pPr>
-            <w:r>
-              <w:rPr>
-                <w:rFonts w:hint="eastAsia"/>
-              </w:rPr>
-              <w:t xml:space="preserve">① どの製品にどのアクセサリーが対応するかの一覧（真田様作成の Excel）をいただけるか</w:t>
-            </w:r>
-          </w:p>
-          <w:p>
-            <w:pPr>
-              <w:pStyle w:val="affe"/>
-            </w:pPr>
-            <w:r>
-              <w:rPr>
-                <w:rFonts w:hint="eastAsia"/>
-              </w:rPr>
-              <w:t xml:space="preserve">② 1つのアクセサリーが複数の製品に対応することが多いか</w:t>
-            </w:r>
-          </w:p>
-          <w:p>
-            <w:pPr>
-              <w:pStyle w:val="affe"/>
-            </w:pPr>
-            <w:r>
-              <w:rPr>
-                <w:rFonts w:hint="eastAsia"/>
-              </w:rPr>
-              <w:t xml:space="preserve">③ 今後、製品とアクセサリーのどちらが多く増える見込みか</w:t>
-            </w:r>
-          </w:p>
-        </w:tc>
-        <w:tc>
-          <w:tcPr>
-            <w:tcW w:w="2754" w:type="dxa"/>
-          </w:tcPr>
-          <w:p>
-            <w:pPr>
-              <w:pStyle w:val="affe"/>
-            </w:pPr>
-            <w:r>
-              <w:rPr>
-                <w:rFonts w:hint="eastAsia"/>
-              </w:rPr>
-              <w:t xml:space="preserve">製品ページ側で対応アクセサリーを登録する方式を考えています。御社の実態に合うかの確認です</w:t>
-            </w:r>
-          </w:p>
-        </w:tc>
-        <w:tc>
-          <w:tcPr>
-            <w:tcW w:w="2100" w:type="dxa"/>
-          </w:tcPr>
-          <w:p>
-            <w:pPr>
-              <w:pStyle w:val="affe"/>
-            </w:pPr>
+              <w:t xml:space="preserve">4</w:t>
+            </w:r>
+          </w:p>
+        </w:tc>
+        <w:tc>
+          <w:tcPr>
+            <w:tcW w:w="3550" w:type="dxa"/>
+          </w:tcPr>
+          <w:p>
+            <w:pPr>
+              <w:pStyle w:val="affe"/>
+            </w:pPr>
+            <w:r>
+              <w:rPr>
+                <w:rFonts w:hint="eastAsia"/>
+              </w:rPr>
+              <w:t xml:space="preserve">対応アクセサリーの紐づけ</w:t>
+            </w:r>
+          </w:p>
+          <w:p>
+            <w:pPr>
+              <w:pStyle w:val="affe"/>
+            </w:pPr>
+            <w:r>
+              <w:rPr>
+                <w:rFonts w:hint="eastAsia"/>
+              </w:rPr>
+              <w:t xml:space="preserve">製品ページに対応アクセサリーを入れる</w:t>
+            </w:r>
+          </w:p>
+        </w:tc>
+        <w:tc>
+          <w:tcPr>
+            <w:tcW w:w="4254" w:type="dxa"/>
+          </w:tcPr>
+          <w:p>
+            <w:pPr>
+              <w:pStyle w:val="affe"/>
+            </w:pPr>
+            <w:r>
+              <w:rPr>
+                <w:rFonts w:hint="eastAsia"/>
+              </w:rPr>
+              <w:t xml:space="preserve">製品ページ側で対応アクセサリーを登録すると、製品ページの下に自動で表示されます</w:t>
+            </w:r>
+          </w:p>
+          <w:p>
+            <w:pPr>
+              <w:pStyle w:val="affe"/>
+            </w:pPr>
+            <w:r>
+              <w:rPr>
+                <w:rFonts w:hint="eastAsia"/>
+              </w:rPr>
+              <w:t xml:space="preserve">紐づけの元データについては Q3 でご確認させてください</w:t>
+            </w:r>
           </w:p>
         </w:tc>
       </w:tr>
@@ -702,61 +614,78 @@
               <w:rPr>
                 <w:rFonts w:hint="eastAsia"/>
               </w:rPr>
-              <w:t xml:space="preserve">Q5</w:t>
-            </w:r>
-          </w:p>
-        </w:tc>
-        <w:tc>
-          <w:tcPr>
-            <w:tcW w:w="2950" w:type="dxa"/>
-          </w:tcPr>
-          <w:p>
-            <w:pPr>
-              <w:pStyle w:val="affe"/>
-            </w:pPr>
-            <w:r>
-              <w:rPr>
-                <w:rFonts w:hint="eastAsia"/>
-                <w:b/>
-                <w:bCs/>
-              </w:rPr>
-              <w:t xml:space="preserve">製品写真のご提供形式</w:t>
-            </w:r>
-          </w:p>
-          <w:p>
-            <w:pPr>
-              <w:pStyle w:val="affe"/>
-            </w:pPr>
-            <w:r>
-              <w:rPr>
-                <w:rFonts w:hint="eastAsia"/>
-              </w:rPr>
-              <w:t xml:space="preserve">点数・解像度・1製品あたりの枚数</w:t>
-            </w:r>
-          </w:p>
-        </w:tc>
-        <w:tc>
-          <w:tcPr>
-            <w:tcW w:w="2754" w:type="dxa"/>
-          </w:tcPr>
-          <w:p>
-            <w:pPr>
-              <w:pStyle w:val="affe"/>
-            </w:pPr>
-          </w:p>
-        </w:tc>
-        <w:tc>
-          <w:tcPr>
-            <w:tcW w:w="2100" w:type="dxa"/>
-          </w:tcPr>
-          <w:p>
-            <w:pPr>
-              <w:pStyle w:val="affe"/>
-            </w:pPr>
+              <w:t xml:space="preserve">5</w:t>
+            </w:r>
+          </w:p>
+        </w:tc>
+        <w:tc>
+          <w:tcPr>
+            <w:tcW w:w="3550" w:type="dxa"/>
+          </w:tcPr>
+          <w:p>
+            <w:pPr>
+              <w:pStyle w:val="affe"/>
+            </w:pPr>
+            <w:r>
+              <w:rPr>
+                <w:rFonts w:hint="eastAsia"/>
+              </w:rPr>
+              <w:t xml:space="preserve">製品ページからのお問い合わせ</w:t>
+            </w:r>
+          </w:p>
+          <w:p>
+            <w:pPr>
+              <w:pStyle w:val="affe"/>
+            </w:pPr>
+            <w:r>
+              <w:rPr>
+                <w:rFonts w:hint="eastAsia"/>
+              </w:rPr>
+              <w:t xml:space="preserve">型番・品名が自動で入る形</w:t>
+            </w:r>
+          </w:p>
+        </w:tc>
+        <w:tc>
+          <w:tcPr>
+            <w:tcW w:w="4254" w:type="dxa"/>
+          </w:tcPr>
+          <w:p>
+            <w:pPr>
+              <w:pStyle w:val="affe"/>
+            </w:pPr>
+            <w:r>
+              <w:rPr>
+                <w:rFonts w:hint="eastAsia"/>
+              </w:rPr>
+              <w:t xml:space="preserve">対応できます。製品ページの「この商品を問い合わせる」ボタンから、型番・品名・件名が入った状態でお問い合わせフォームが開きます</w:t>
+            </w:r>
+          </w:p>
+          <w:p>
+            <w:pPr>
+              <w:pStyle w:val="affe"/>
+            </w:pPr>
+            <w:r>
+              <w:rPr>
+                <w:rFonts w:hint="eastAsia"/>
+              </w:rPr>
+              <w:t xml:space="preserve">お問い合わせフォームの仕組み（Contact Form 7）の標準機能で実現でき、弊社で動作を確認済みです</w:t>
+            </w:r>
           </w:p>
         </w:tc>
       </w:tr>
     </w:tbl>
+    <w:p>
+      <w:pPr>
+        <w:pStyle w:val="1"/>
+        <w:spacing w:before="360" w:after="180"/>
+      </w:pPr>
+      <w:r>
+        <w:rPr>
+          <w:rFonts w:hint="eastAsia"/>
+        </w:rPr>
+        <w:t>確認させていただきたいこと</w:t>
+      </w:r>
+    </w:p>
     <w:p>
       <w:pPr>
         <w:pStyle w:val="2"/>
@@ -765,7 +694,7 @@
         <w:rPr>
           <w:rFonts w:hint="eastAsia"/>
         </w:rPr>
-        <w:t xml:space="preserve">資料ダウンロード・サーバー</w:t>
+        <w:t>製品データ・初期登録</w:t>
       </w:r>
     </w:p>
     <w:tbl>
@@ -779,6 +708,7 @@
           <w:bottom w:w="40" w:type="dxa"/>
           <w:right w:w="100" w:type="dxa"/>
         </w:tblCellMar>
+        <w:tblLook w:val="04A0" w:firstRow="1" w:lastRow="0" w:firstColumn="1" w:lastColumn="0" w:noHBand="0" w:noVBand="1"/>
       </w:tblPr>
       <w:tblGrid>
         <w:gridCol w:w="700"/>
@@ -806,7 +736,7 @@
                 <w:b/>
                 <w:bCs/>
               </w:rPr>
-              <w:t xml:space="preserve">No</w:t>
+              <w:t>No</w:t>
             </w:r>
           </w:p>
         </w:tc>
@@ -825,7 +755,7 @@
                 <w:b/>
                 <w:bCs/>
               </w:rPr>
-              <w:t xml:space="preserve">確認させていただきたいこと</w:t>
+              <w:t>確認させていただきたいこと</w:t>
             </w:r>
           </w:p>
         </w:tc>
@@ -844,7 +774,7 @@
                 <w:b/>
                 <w:bCs/>
               </w:rPr>
-              <w:t xml:space="preserve">理由・補足</w:t>
+              <w:t>理由・補足</w:t>
             </w:r>
           </w:p>
         </w:tc>
@@ -863,7 +793,7 @@
                 <w:b/>
                 <w:bCs/>
               </w:rPr>
-              <w:t xml:space="preserve">ご回答（メモ）</w:t>
+              <w:t>ご回答（メモ）</w:t>
             </w:r>
           </w:p>
         </w:tc>
@@ -884,7 +814,7 @@
               <w:rPr>
                 <w:rFonts w:hint="eastAsia"/>
               </w:rPr>
-              <w:t xml:space="preserve">Q6</w:t>
+              <w:t>Q1</w:t>
             </w:r>
           </w:p>
         </w:tc>
@@ -902,7 +832,30 @@
                 <w:b/>
                 <w:bCs/>
               </w:rPr>
-              <w:t xml:space="preserve">カタログ・資料の差し替え頻度とご担当者</w:t>
+              <w:t>製品の件数</w:t>
+            </w:r>
+          </w:p>
+          <w:p>
+            <w:pPr>
+              <w:pStyle w:val="affe"/>
+            </w:pPr>
+            <w:r>
+              <w:rPr>
+                <w:rFonts w:hint="eastAsia"/>
+              </w:rPr>
+              <w:t>現在の総数と、</w:t>
+            </w:r>
+            <w:r>
+              <w:rPr>
+                <w:rFonts w:hint="eastAsia"/>
+              </w:rPr>
+              <w:t>3</w:t>
+            </w:r>
+            <w:r>
+              <w:rPr>
+                <w:rFonts w:hint="eastAsia"/>
+              </w:rPr>
+              <w:t>年後の見込み</w:t>
             </w:r>
           </w:p>
         </w:tc>
@@ -914,6 +867,12 @@
             <w:pPr>
               <w:pStyle w:val="affe"/>
             </w:pPr>
+            <w:r>
+              <w:rPr>
+                <w:rFonts w:hint="eastAsia"/>
+              </w:rPr>
+              <w:t>型番検索の仕組みとお見積りの前提になります</w:t>
+            </w:r>
           </w:p>
         </w:tc>
         <w:tc>
@@ -943,7 +902,7 @@
               <w:rPr>
                 <w:rFonts w:hint="eastAsia"/>
               </w:rPr>
-              <w:t xml:space="preserve">Q7</w:t>
+              <w:t>Q2</w:t>
             </w:r>
           </w:p>
         </w:tc>
@@ -961,7 +920,30 @@
                 <w:b/>
                 <w:bCs/>
               </w:rPr>
-              <w:t xml:space="preserve">資料ファイルの場所（URL）を、お客様へメールなどで直接お知らせしているか</w:t>
+              <w:t>初期登録（製品の一括登録）の方法とご担当</w:t>
+            </w:r>
+          </w:p>
+          <w:p>
+            <w:pPr>
+              <w:pStyle w:val="affe"/>
+            </w:pPr>
+            <w:r>
+              <w:rPr>
+                <w:rFonts w:hint="eastAsia"/>
+              </w:rPr>
+              <w:t>御社で</w:t>
+            </w:r>
+            <w:r>
+              <w:rPr>
+                <w:rFonts w:hint="eastAsia"/>
+              </w:rPr>
+              <w:t>1</w:t>
+            </w:r>
+            <w:r>
+              <w:rPr>
+                <w:rFonts w:hint="eastAsia"/>
+              </w:rPr>
+              <w:t>件ずつ登録／データを一括で取り込む／弊社で登録、のいずれか</w:t>
             </w:r>
           </w:p>
         </w:tc>
@@ -973,12 +955,6 @@
             <w:pPr>
               <w:pStyle w:val="affe"/>
             </w:pPr>
-            <w:r>
-              <w:rPr>
-                <w:rFonts w:hint="eastAsia"/>
-              </w:rPr>
-              <w:t xml:space="preserve">資料を差し替えると URL が変わるため（S3）</w:t>
-            </w:r>
           </w:p>
         </w:tc>
         <w:tc>
@@ -1008,7 +984,7 @@
               <w:rPr>
                 <w:rFonts w:hint="eastAsia"/>
               </w:rPr>
-              <w:t xml:space="preserve">Q8</w:t>
+              <w:t>Q3</w:t>
             </w:r>
           </w:p>
         </w:tc>
@@ -1026,40 +1002,88 @@
                 <w:b/>
                 <w:bCs/>
               </w:rPr>
-              <w:t xml:space="preserve">アップデートデータの中身・サイズ・形式</w:t>
-            </w:r>
-          </w:p>
-          <w:p>
-            <w:pPr>
-              <w:pStyle w:val="affe"/>
-            </w:pPr>
-            <w:r>
-              <w:rPr>
-                <w:rFonts w:hint="eastAsia"/>
-              </w:rPr>
-              <w:t xml:space="preserve">① ファームウェア本体か、更新内容をまとめた PDF か</w:t>
-            </w:r>
-          </w:p>
-          <w:p>
-            <w:pPr>
-              <w:pStyle w:val="affe"/>
-            </w:pPr>
-            <w:r>
-              <w:rPr>
-                <w:rFonts w:hint="eastAsia"/>
-              </w:rPr>
-              <w:t xml:space="preserve">② 1ファイルの最大サイズ</w:t>
-            </w:r>
-          </w:p>
-          <w:p>
-            <w:pPr>
-              <w:pStyle w:val="affe"/>
-            </w:pPr>
-            <w:r>
-              <w:rPr>
-                <w:rFonts w:hint="eastAsia"/>
-              </w:rPr>
-              <w:t xml:space="preserve">③ ファイル形式（.bin／.zip など）</w:t>
+              <w:t>対応アクセサリーの元データと傾向</w:t>
+            </w:r>
+          </w:p>
+          <w:p>
+            <w:pPr>
+              <w:pStyle w:val="affe"/>
+            </w:pPr>
+            <w:r>
+              <w:rPr>
+                <w:rFonts w:hint="eastAsia"/>
+              </w:rPr>
+              <w:t>①</w:t>
+            </w:r>
+            <w:r>
+              <w:rPr>
+                <w:rFonts w:hint="eastAsia"/>
+              </w:rPr>
+              <w:t xml:space="preserve"> </w:t>
+            </w:r>
+            <w:r>
+              <w:rPr>
+                <w:rFonts w:hint="eastAsia"/>
+              </w:rPr>
+              <w:t>どの製品にどのアクセサリーが対応するかの一覧（真田様作成の</w:t>
+            </w:r>
+            <w:r>
+              <w:rPr>
+                <w:rFonts w:hint="eastAsia"/>
+              </w:rPr>
+              <w:t xml:space="preserve"> Excel</w:t>
+            </w:r>
+            <w:r>
+              <w:rPr>
+                <w:rFonts w:hint="eastAsia"/>
+              </w:rPr>
+              <w:t>）をいただけるか</w:t>
+            </w:r>
+          </w:p>
+          <w:p>
+            <w:pPr>
+              <w:pStyle w:val="affe"/>
+            </w:pPr>
+            <w:r>
+              <w:rPr>
+                <w:rFonts w:hint="eastAsia"/>
+              </w:rPr>
+              <w:t>②</w:t>
+            </w:r>
+            <w:r>
+              <w:rPr>
+                <w:rFonts w:hint="eastAsia"/>
+              </w:rPr>
+              <w:t xml:space="preserve"> 1</w:t>
+            </w:r>
+            <w:r>
+              <w:rPr>
+                <w:rFonts w:hint="eastAsia"/>
+              </w:rPr>
+              <w:t>つのアクセサリーが複数の製品に対応することが多いか</w:t>
+            </w:r>
+          </w:p>
+          <w:p>
+            <w:pPr>
+              <w:pStyle w:val="affe"/>
+            </w:pPr>
+            <w:r>
+              <w:rPr>
+                <w:rFonts w:hint="eastAsia"/>
+              </w:rPr>
+              <w:t>③</w:t>
+            </w:r>
+            <w:r>
+              <w:rPr>
+                <w:rFonts w:hint="eastAsia"/>
+              </w:rPr>
+              <w:t xml:space="preserve"> </w:t>
+            </w:r>
+            <w:r>
+              <w:rPr>
+                <w:rFonts w:hint="eastAsia"/>
+              </w:rPr>
+              <w:t>今後、製品とアクセサリーのどちらが多く増える見込みか</w:t>
             </w:r>
           </w:p>
         </w:tc>
@@ -1075,7 +1099,7 @@
               <w:rPr>
                 <w:rFonts w:hint="eastAsia"/>
               </w:rPr>
-              <w:t xml:space="preserve">サーバーのアップロード上限と、受け付けるファイル形式の設定に必要です</w:t>
+              <w:t>ご報告4の方式が、御社の実態に合うかの確認です</w:t>
             </w:r>
           </w:p>
         </w:tc>
@@ -1106,7 +1130,7 @@
               <w:rPr>
                 <w:rFonts w:hint="eastAsia"/>
               </w:rPr>
-              <w:t xml:space="preserve">Q9</w:t>
+              <w:t>Q4</w:t>
             </w:r>
           </w:p>
         </w:tc>
@@ -1124,29 +1148,30 @@
                 <w:b/>
                 <w:bCs/>
               </w:rPr>
-              <w:t xml:space="preserve">サーバー（コアサーバー）のご契約プランと設定画面</w:t>
-            </w:r>
-          </w:p>
-          <w:p>
-            <w:pPr>
-              <w:pStyle w:val="affe"/>
-            </w:pPr>
-            <w:r>
-              <w:rPr>
-                <w:rFonts w:hint="eastAsia"/>
-              </w:rPr>
-              <w:t xml:space="preserve">① プランが V1／V2 のどちらか</w:t>
-            </w:r>
-          </w:p>
-          <w:p>
-            <w:pPr>
-              <w:pStyle w:val="affe"/>
-            </w:pPr>
-            <w:r>
-              <w:rPr>
-                <w:rFonts w:hint="eastAsia"/>
-              </w:rPr>
-              <w:t xml:space="preserve">② コントロールパネルにログインできるご担当者</w:t>
+              <w:t>製品写真のご提供形式</w:t>
+            </w:r>
+          </w:p>
+          <w:p>
+            <w:pPr>
+              <w:pStyle w:val="affe"/>
+            </w:pPr>
+            <w:r>
+              <w:rPr>
+                <w:rFonts w:hint="eastAsia"/>
+              </w:rPr>
+              <w:t>点数・解像度・</w:t>
+            </w:r>
+            <w:r>
+              <w:rPr>
+                <w:rFonts w:hint="eastAsia"/>
+              </w:rPr>
+              <w:t>1</w:t>
+            </w:r>
+            <w:r>
+              <w:rPr>
+                <w:rFonts w:hint="eastAsia"/>
+              </w:rPr>
+              <w:t>製品あたりの枚数</w:t>
             </w:r>
           </w:p>
         </w:tc>
@@ -1158,12 +1183,6 @@
             <w:pPr>
               <w:pStyle w:val="affe"/>
             </w:pPr>
-            <w:r>
-              <w:rPr>
-                <w:rFonts w:hint="eastAsia"/>
-              </w:rPr>
-              <w:t xml:space="preserve">アップロード上限の変更方法がプランによって異なります</w:t>
-            </w:r>
           </w:p>
         </w:tc>
         <w:tc>
@@ -1186,7 +1205,7 @@
         <w:rPr>
           <w:rFonts w:hint="eastAsia"/>
         </w:rPr>
-        <w:t xml:space="preserve">お問い合わせ・運用・契約</w:t>
+        <w:t>資料ダウンロード・サーバー</w:t>
       </w:r>
     </w:p>
     <w:tbl>
@@ -1200,6 +1219,7 @@
           <w:bottom w:w="40" w:type="dxa"/>
           <w:right w:w="100" w:type="dxa"/>
         </w:tblCellMar>
+        <w:tblLook w:val="04A0" w:firstRow="1" w:lastRow="0" w:firstColumn="1" w:lastColumn="0" w:noHBand="0" w:noVBand="1"/>
       </w:tblPr>
       <w:tblGrid>
         <w:gridCol w:w="700"/>
@@ -1227,7 +1247,7 @@
                 <w:b/>
                 <w:bCs/>
               </w:rPr>
-              <w:t xml:space="preserve">No</w:t>
+              <w:t>No</w:t>
             </w:r>
           </w:p>
         </w:tc>
@@ -1246,7 +1266,7 @@
                 <w:b/>
                 <w:bCs/>
               </w:rPr>
-              <w:t xml:space="preserve">確認させていただきたいこと</w:t>
+              <w:t>確認させていただきたいこと</w:t>
             </w:r>
           </w:p>
         </w:tc>
@@ -1265,7 +1285,7 @@
                 <w:b/>
                 <w:bCs/>
               </w:rPr>
-              <w:t xml:space="preserve">理由・補足</w:t>
+              <w:t>理由・補足</w:t>
             </w:r>
           </w:p>
         </w:tc>
@@ -1284,7 +1304,7 @@
                 <w:b/>
                 <w:bCs/>
               </w:rPr>
-              <w:t xml:space="preserve">ご回答（メモ）</w:t>
+              <w:t>ご回答（メモ）</w:t>
             </w:r>
           </w:p>
         </w:tc>
@@ -1305,7 +1325,7 @@
               <w:rPr>
                 <w:rFonts w:hint="eastAsia"/>
               </w:rPr>
-              <w:t xml:space="preserve">Q10</w:t>
+              <w:t>Q5</w:t>
             </w:r>
           </w:p>
         </w:tc>
@@ -1323,18 +1343,7 @@
                 <w:b/>
                 <w:bCs/>
               </w:rPr>
-              <w:t xml:space="preserve">現在届いている迷惑メールの内容</w:t>
-            </w:r>
-          </w:p>
-          <w:p>
-            <w:pPr>
-              <w:pStyle w:val="affe"/>
-            </w:pPr>
-            <w:r>
-              <w:rPr>
-                <w:rFonts w:hint="eastAsia"/>
-              </w:rPr>
-              <w:t xml:space="preserve">機械的な大量送信が多いか、人の手による営業メールが多いか</w:t>
+              <w:t>カタログ・資料の差し替え頻度とご担当者</w:t>
             </w:r>
           </w:p>
         </w:tc>
@@ -1346,12 +1355,6 @@
             <w:pPr>
               <w:pStyle w:val="affe"/>
             </w:pPr>
-            <w:r>
-              <w:rPr>
-                <w:rFonts w:hint="eastAsia"/>
-              </w:rPr>
-              <w:t xml:space="preserve">対策の効果がここで変わります（S2）</w:t>
-            </w:r>
           </w:p>
         </w:tc>
         <w:tc>
@@ -1381,7 +1384,8 @@
               <w:rPr>
                 <w:rFonts w:hint="eastAsia"/>
               </w:rPr>
-              <w:t xml:space="preserve">Q11</w:t>
+              <w:lastRenderedPageBreak/>
+              <w:t>Q6</w:t>
             </w:r>
           </w:p>
         </w:tc>
@@ -1399,29 +1403,112 @@
                 <w:b/>
                 <w:bCs/>
               </w:rPr>
-              <w:t xml:space="preserve">新製品の追加作業</w:t>
-            </w:r>
-          </w:p>
-          <w:p>
-            <w:pPr>
-              <w:pStyle w:val="affe"/>
-            </w:pPr>
-            <w:r>
-              <w:rPr>
-                <w:rFonts w:hint="eastAsia"/>
-              </w:rPr>
-              <w:t xml:space="preserve">新製品の追加は御社で行う想定でよいか（半年に1度・最大3件程度）</w:t>
-            </w:r>
-          </w:p>
-          <w:p>
-            <w:pPr>
-              <w:pStyle w:val="affe"/>
-            </w:pPr>
-            <w:r>
-              <w:rPr>
-                <w:rFonts w:hint="eastAsia"/>
-              </w:rPr>
-              <w:t xml:space="preserve">追加の際、既存の製品ページを複製して作る手順をお守りいただけるか</w:t>
+              <w:t>アップデートデータの中身・サイズ・形式</w:t>
+            </w:r>
+          </w:p>
+          <w:p>
+            <w:pPr>
+              <w:pStyle w:val="affe"/>
+            </w:pPr>
+            <w:r>
+              <w:rPr>
+                <w:rFonts w:hint="eastAsia"/>
+              </w:rPr>
+              <w:t>①</w:t>
+            </w:r>
+            <w:r>
+              <w:rPr>
+                <w:rFonts w:hint="eastAsia"/>
+              </w:rPr>
+              <w:t xml:space="preserve"> </w:t>
+            </w:r>
+            <w:r>
+              <w:rPr>
+                <w:rFonts w:hint="eastAsia"/>
+              </w:rPr>
+              <w:t>ファームウェア本体か、更新内容をまとめた</w:t>
+            </w:r>
+            <w:r>
+              <w:rPr>
+                <w:rFonts w:hint="eastAsia"/>
+              </w:rPr>
+              <w:t xml:space="preserve"> PDF </w:t>
+            </w:r>
+            <w:r>
+              <w:rPr>
+                <w:rFonts w:hint="eastAsia"/>
+              </w:rPr>
+              <w:t>か</w:t>
+            </w:r>
+          </w:p>
+          <w:p>
+            <w:pPr>
+              <w:pStyle w:val="affe"/>
+            </w:pPr>
+            <w:r>
+              <w:rPr>
+                <w:rFonts w:hint="eastAsia"/>
+              </w:rPr>
+              <w:t>②</w:t>
+            </w:r>
+            <w:r>
+              <w:rPr>
+                <w:rFonts w:hint="eastAsia"/>
+              </w:rPr>
+              <w:t xml:space="preserve"> 1</w:t>
+            </w:r>
+            <w:r>
+              <w:rPr>
+                <w:rFonts w:hint="eastAsia"/>
+              </w:rPr>
+              <w:t>ファイルの最大サイズ</w:t>
+            </w:r>
+          </w:p>
+          <w:p>
+            <w:pPr>
+              <w:pStyle w:val="affe"/>
+            </w:pPr>
+            <w:r>
+              <w:rPr>
+                <w:rFonts w:hint="eastAsia"/>
+              </w:rPr>
+              <w:t>③</w:t>
+            </w:r>
+            <w:r>
+              <w:rPr>
+                <w:rFonts w:hint="eastAsia"/>
+              </w:rPr>
+              <w:t xml:space="preserve"> </w:t>
+            </w:r>
+            <w:r>
+              <w:rPr>
+                <w:rFonts w:hint="eastAsia"/>
+              </w:rPr>
+              <w:t>ファイル形式（</w:t>
+            </w:r>
+            <w:r>
+              <w:rPr>
+                <w:rFonts w:hint="eastAsia"/>
+              </w:rPr>
+              <w:t>.bin</w:t>
+            </w:r>
+            <w:r>
+              <w:rPr>
+                <w:rFonts w:hint="eastAsia"/>
+              </w:rPr>
+              <w:t>／</w:t>
+            </w:r>
+            <w:r>
+              <w:rPr>
+                <w:rFonts w:hint="eastAsia"/>
+              </w:rPr>
+              <w:t xml:space="preserve">.zip </w:t>
+            </w:r>
+            <w:r>
+              <w:rPr>
+                <w:rFonts w:hint="eastAsia"/>
+              </w:rPr>
+              <w:t>など）</w:t>
             </w:r>
           </w:p>
         </w:tc>
@@ -1437,246 +1524,7 @@
               <w:rPr>
                 <w:rFonts w:hint="eastAsia"/>
               </w:rPr>
-              <w:t xml:space="preserve">製品ページの「この商品を問い合わせる」ボタンに型番を引き渡す仕組みを崩さないため</w:t>
-            </w:r>
-          </w:p>
-        </w:tc>
-        <w:tc>
-          <w:tcPr>
-            <w:tcW w:w="2100" w:type="dxa"/>
-          </w:tcPr>
-          <w:p>
-            <w:pPr>
-              <w:pStyle w:val="affe"/>
-            </w:pPr>
-          </w:p>
-        </w:tc>
-      </w:tr>
-      <w:tr>
-        <w:trPr>
-          <w:cantSplit/>
-        </w:trPr>
-        <w:tc>
-          <w:tcPr>
-            <w:tcW w:w="700" w:type="dxa"/>
-          </w:tcPr>
-          <w:p>
-            <w:pPr>
-              <w:pStyle w:val="affe"/>
-            </w:pPr>
-            <w:r>
-              <w:rPr>
-                <w:rFonts w:hint="eastAsia"/>
-              </w:rPr>
-              <w:t xml:space="preserve">Q12</w:t>
-            </w:r>
-          </w:p>
-        </w:tc>
-        <w:tc>
-          <w:tcPr>
-            <w:tcW w:w="2950" w:type="dxa"/>
-          </w:tcPr>
-          <w:p>
-            <w:pPr>
-              <w:pStyle w:val="affe"/>
-            </w:pPr>
-            <w:r>
-              <w:rPr>
-                <w:rFonts w:hint="eastAsia"/>
-                <w:b/>
-                <w:bCs/>
-              </w:rPr>
-              <w:t xml:space="preserve">型番検索用データのバックアップ</w:t>
-            </w:r>
-          </w:p>
-          <w:p>
-            <w:pPr>
-              <w:pStyle w:val="affe"/>
-            </w:pPr>
-            <w:r>
-              <w:rPr>
-                <w:rFonts w:hint="eastAsia"/>
-              </w:rPr>
-              <w:t xml:space="preserve">御社で取得されるか、保守契約（月額10,000円＋税）に含めるか</w:t>
-            </w:r>
-          </w:p>
-        </w:tc>
-        <w:tc>
-          <w:tcPr>
-            <w:tcW w:w="2754" w:type="dxa"/>
-          </w:tcPr>
-          <w:p>
-            <w:pPr>
-              <w:pStyle w:val="affe"/>
-            </w:pPr>
-            <w:r>
-              <w:rPr>
-                <w:rFonts w:hint="eastAsia"/>
-              </w:rPr>
-              <w:t xml:space="preserve">型番検索用のデータは御社サーバー上に置きますが、そのバックアップは現在のご契約に含まれていません</w:t>
-            </w:r>
-          </w:p>
-          <w:p>
-            <w:pPr>
-              <w:pStyle w:val="affe"/>
-            </w:pPr>
-            <w:r>
-              <w:rPr>
-                <w:rFonts w:hint="eastAsia"/>
-              </w:rPr>
-              <w:t xml:space="preserve">万一消えても、元のデータから作り直せる設計です</w:t>
-            </w:r>
-          </w:p>
-        </w:tc>
-        <w:tc>
-          <w:tcPr>
-            <w:tcW w:w="2100" w:type="dxa"/>
-          </w:tcPr>
-          <w:p>
-            <w:pPr>
-              <w:pStyle w:val="affe"/>
-            </w:pPr>
-          </w:p>
-        </w:tc>
-      </w:tr>
-      <w:tr>
-        <w:trPr>
-          <w:cantSplit/>
-        </w:trPr>
-        <w:tc>
-          <w:tcPr>
-            <w:tcW w:w="700" w:type="dxa"/>
-          </w:tcPr>
-          <w:p>
-            <w:pPr>
-              <w:pStyle w:val="affe"/>
-            </w:pPr>
-            <w:r>
-              <w:rPr>
-                <w:rFonts w:hint="eastAsia"/>
-              </w:rPr>
-              <w:t xml:space="preserve">Q13</w:t>
-            </w:r>
-          </w:p>
-        </w:tc>
-        <w:tc>
-          <w:tcPr>
-            <w:tcW w:w="2950" w:type="dxa"/>
-          </w:tcPr>
-          <w:p>
-            <w:pPr>
-              <w:pStyle w:val="affe"/>
-            </w:pPr>
-            <w:r>
-              <w:rPr>
-                <w:rFonts w:hint="eastAsia"/>
-                <w:b/>
-                <w:bCs/>
-              </w:rPr>
-              <w:t xml:space="preserve">プラグインの不具合時の修正</w:t>
-            </w:r>
-          </w:p>
-          <w:p>
-            <w:pPr>
-              <w:pStyle w:val="affe"/>
-            </w:pPr>
-            <w:r>
-              <w:rPr>
-                <w:rFonts w:hint="eastAsia"/>
-              </w:rPr>
-              <w:t xml:space="preserve">WordPress 本体やプラグインの更新で機能が動かなくなった場合の修正を、どちらがどの費用で行うか</w:t>
-            </w:r>
-          </w:p>
-        </w:tc>
-        <w:tc>
-          <w:tcPr>
-            <w:tcW w:w="2754" w:type="dxa"/>
-          </w:tcPr>
-          <w:p>
-            <w:pPr>
-              <w:pStyle w:val="affe"/>
-            </w:pPr>
-            <w:r>
-              <w:rPr>
-                <w:rFonts w:hint="eastAsia"/>
-              </w:rPr>
-              <w:t xml:space="preserve">保守の範囲として、契約書に明記させていただきたい事項です</w:t>
-            </w:r>
-          </w:p>
-        </w:tc>
-        <w:tc>
-          <w:tcPr>
-            <w:tcW w:w="2100" w:type="dxa"/>
-          </w:tcPr>
-          <w:p>
-            <w:pPr>
-              <w:pStyle w:val="affe"/>
-            </w:pPr>
-          </w:p>
-        </w:tc>
-      </w:tr>
-      <w:tr>
-        <w:trPr>
-          <w:cantSplit/>
-        </w:trPr>
-        <w:tc>
-          <w:tcPr>
-            <w:tcW w:w="700" w:type="dxa"/>
-          </w:tcPr>
-          <w:p>
-            <w:pPr>
-              <w:pStyle w:val="affe"/>
-            </w:pPr>
-            <w:r>
-              <w:rPr>
-                <w:rFonts w:hint="eastAsia"/>
-              </w:rPr>
-              <w:t xml:space="preserve">Q14</w:t>
-            </w:r>
-          </w:p>
-        </w:tc>
-        <w:tc>
-          <w:tcPr>
-            <w:tcW w:w="2950" w:type="dxa"/>
-          </w:tcPr>
-          <w:p>
-            <w:pPr>
-              <w:pStyle w:val="affe"/>
-            </w:pPr>
-            <w:r>
-              <w:rPr>
-                <w:rFonts w:hint="eastAsia"/>
-                <w:b/>
-                <w:bCs/>
-              </w:rPr>
-              <w:t xml:space="preserve">素材のご提供時期</w:t>
-            </w:r>
-          </w:p>
-          <w:p>
-            <w:pPr>
-              <w:pStyle w:val="affe"/>
-            </w:pPr>
-            <w:r>
-              <w:rPr>
-                <w:rFonts w:hint="eastAsia"/>
-              </w:rPr>
-              <w:t xml:space="preserve">文章・写真・ダウンロード資料・SEO 用のタイトル等・フォームの送信先メールアドレス</w:t>
-            </w:r>
-          </w:p>
-        </w:tc>
-        <w:tc>
-          <w:tcPr>
-            <w:tcW w:w="2754" w:type="dxa"/>
-          </w:tcPr>
-          <w:p>
-            <w:pPr>
-              <w:pStyle w:val="affe"/>
-            </w:pPr>
-            <w:r>
-              <w:rPr>
-                <w:rFonts w:hint="eastAsia"/>
-              </w:rPr>
-              <w:t xml:space="preserve">個別契約書 第3条</w:t>
+              <w:t>サーバーのアップロード上限と、受け付けるファイル形式の設定に必要です</w:t>
             </w:r>
           </w:p>
         </w:tc>
@@ -1694,14 +1542,13 @@
     </w:tbl>
     <w:p>
       <w:pPr>
-        <w:pStyle w:val="1"/>
-        <w:spacing w:before="360" w:after="180"/>
+        <w:pStyle w:val="2"/>
       </w:pPr>
       <w:r>
         <w:rPr>
           <w:rFonts w:hint="eastAsia"/>
         </w:rPr>
-        <w:t xml:space="preserve">ご提案・ご説明（ご了承をいただきたいこと）</w:t>
+        <w:t>お問い合わせ・運用・契約</w:t>
       </w:r>
     </w:p>
     <w:tbl>
@@ -1715,11 +1562,13 @@
           <w:bottom w:w="40" w:type="dxa"/>
           <w:right w:w="100" w:type="dxa"/>
         </w:tblCellMar>
+        <w:tblLook w:val="04A0" w:firstRow="1" w:lastRow="0" w:firstColumn="1" w:lastColumn="0" w:noHBand="0" w:noVBand="1"/>
       </w:tblPr>
       <w:tblGrid>
         <w:gridCol w:w="700"/>
-        <w:gridCol w:w="3550"/>
-        <w:gridCol w:w="4254"/>
+        <w:gridCol w:w="2950"/>
+        <w:gridCol w:w="2754"/>
+        <w:gridCol w:w="2100"/>
       </w:tblGrid>
       <w:tr>
         <w:trPr>
@@ -1741,13 +1590,13 @@
                 <w:b/>
                 <w:bCs/>
               </w:rPr>
-              <w:t xml:space="preserve">No</w:t>
-            </w:r>
-          </w:p>
-        </w:tc>
-        <w:tc>
-          <w:tcPr>
-            <w:tcW w:w="3550" w:type="dxa"/>
+              <w:t>No</w:t>
+            </w:r>
+          </w:p>
+        </w:tc>
+        <w:tc>
+          <w:tcPr>
+            <w:tcW w:w="2950" w:type="dxa"/>
             <w:shd w:val="clear" w:color="auto" w:fill="E7E6E6"/>
           </w:tcPr>
           <w:p>
@@ -1760,13 +1609,13 @@
                 <w:b/>
                 <w:bCs/>
               </w:rPr>
-              <w:t xml:space="preserve">内容</w:t>
-            </w:r>
-          </w:p>
-        </w:tc>
-        <w:tc>
-          <w:tcPr>
-            <w:tcW w:w="4254" w:type="dxa"/>
+              <w:t>確認させていただきたいこと</w:t>
+            </w:r>
+          </w:p>
+        </w:tc>
+        <w:tc>
+          <w:tcPr>
+            <w:tcW w:w="2754" w:type="dxa"/>
             <w:shd w:val="clear" w:color="auto" w:fill="E7E6E6"/>
           </w:tcPr>
           <w:p>
@@ -1779,7 +1628,26 @@
                 <w:b/>
                 <w:bCs/>
               </w:rPr>
-              <w:t xml:space="preserve">理由・補足</w:t>
+              <w:t>理由・補足</w:t>
+            </w:r>
+          </w:p>
+        </w:tc>
+        <w:tc>
+          <w:tcPr>
+            <w:tcW w:w="2100" w:type="dxa"/>
+            <w:shd w:val="clear" w:color="auto" w:fill="E7E6E6"/>
+          </w:tcPr>
+          <w:p>
+            <w:pPr>
+              <w:pStyle w:val="affe"/>
+            </w:pPr>
+            <w:r>
+              <w:rPr>
+                <w:rFonts w:hint="eastAsia"/>
+                <w:b/>
+                <w:bCs/>
+              </w:rPr>
+              <w:t>ご回答（メモ）</w:t>
             </w:r>
           </w:p>
         </w:tc>
@@ -1800,54 +1668,98 @@
               <w:rPr>
                 <w:rFonts w:hint="eastAsia"/>
               </w:rPr>
-              <w:t xml:space="preserve">S1</w:t>
-            </w:r>
-          </w:p>
-        </w:tc>
-        <w:tc>
-          <w:tcPr>
-            <w:tcW w:w="3550" w:type="dxa"/>
-          </w:tcPr>
-          <w:p>
-            <w:pPr>
-              <w:pStyle w:val="affe"/>
-            </w:pPr>
-            <w:r>
-              <w:rPr>
-                <w:rFonts w:hint="eastAsia"/>
-              </w:rPr>
-              <w:t xml:space="preserve">製品の「特徴」の表示を、正方形のアイコンから、</w:t>
-            </w:r>
+              <w:t>Q7</w:t>
+            </w:r>
+          </w:p>
+        </w:tc>
+        <w:tc>
+          <w:tcPr>
+            <w:tcW w:w="2950" w:type="dxa"/>
+          </w:tcPr>
+          <w:p>
+            <w:pPr>
+              <w:pStyle w:val="affe"/>
+            </w:pPr>
             <w:r>
               <w:rPr>
                 <w:rFonts w:hint="eastAsia"/>
                 <w:b/>
                 <w:bCs/>
               </w:rPr>
-              <w:t xml:space="preserve">文字数に合わせて幅が変わるラベル</w:t>
-            </w:r>
-            <w:r>
-              <w:rPr>
-                <w:rFonts w:hint="eastAsia"/>
-              </w:rPr>
-              <w:t xml:space="preserve">に変更したい</w:t>
-            </w:r>
-          </w:p>
-        </w:tc>
-        <w:tc>
-          <w:tcPr>
-            <w:tcW w:w="4254" w:type="dxa"/>
-          </w:tcPr>
-          <w:p>
-            <w:pPr>
-              <w:pStyle w:val="affe"/>
-            </w:pPr>
-            <w:r>
-              <w:rPr>
-                <w:rFonts w:hint="eastAsia"/>
-              </w:rPr>
-              <w:t xml:space="preserve">「夜間監視」は収まりますが、「夜間稼働あり」のように文字数が多いと正方形では崩れます。今後、特徴を追加しても崩れない形にします</w:t>
-            </w:r>
+              <w:t>新製品の追加作業</w:t>
+            </w:r>
+          </w:p>
+          <w:p>
+            <w:pPr>
+              <w:pStyle w:val="affe"/>
+            </w:pPr>
+            <w:r>
+              <w:rPr>
+                <w:rFonts w:hint="eastAsia"/>
+              </w:rPr>
+              <w:t>新製品の追加は御社で行う想定でよいか（半年に</w:t>
+            </w:r>
+            <w:r>
+              <w:rPr>
+                <w:rFonts w:hint="eastAsia"/>
+              </w:rPr>
+              <w:t>1</w:t>
+            </w:r>
+            <w:r>
+              <w:rPr>
+                <w:rFonts w:hint="eastAsia"/>
+              </w:rPr>
+              <w:t>度・最大</w:t>
+            </w:r>
+            <w:r>
+              <w:rPr>
+                <w:rFonts w:hint="eastAsia"/>
+              </w:rPr>
+              <w:t>3</w:t>
+            </w:r>
+            <w:r>
+              <w:rPr>
+                <w:rFonts w:hint="eastAsia"/>
+              </w:rPr>
+              <w:t>件程度）</w:t>
+            </w:r>
+          </w:p>
+          <w:p>
+            <w:pPr>
+              <w:pStyle w:val="affe"/>
+            </w:pPr>
+            <w:r>
+              <w:rPr>
+                <w:rFonts w:hint="eastAsia"/>
+              </w:rPr>
+              <w:t>追加の際、既存の製品ページを複製して作る手順をお守りいただけるか</w:t>
+            </w:r>
+          </w:p>
+        </w:tc>
+        <w:tc>
+          <w:tcPr>
+            <w:tcW w:w="2754" w:type="dxa"/>
+          </w:tcPr>
+          <w:p>
+            <w:pPr>
+              <w:pStyle w:val="affe"/>
+            </w:pPr>
+            <w:r>
+              <w:rPr>
+                <w:rFonts w:hint="eastAsia"/>
+              </w:rPr>
+              <w:t>製品ページの「この商品を問い合わせる」ボタンに型番を引き渡す仕組みを崩さないため</w:t>
+            </w:r>
+          </w:p>
+        </w:tc>
+        <w:tc>
+          <w:tcPr>
+            <w:tcW w:w="2100" w:type="dxa"/>
+          </w:tcPr>
+          <w:p>
+            <w:pPr>
+              <w:pStyle w:val="affe"/>
+            </w:pPr>
           </w:p>
         </w:tc>
       </w:tr>
@@ -1867,413 +1779,86 @@
               <w:rPr>
                 <w:rFonts w:hint="eastAsia"/>
               </w:rPr>
-              <w:t xml:space="preserve">S2</w:t>
-            </w:r>
-          </w:p>
-        </w:tc>
-        <w:tc>
-          <w:tcPr>
-            <w:tcW w:w="3550" w:type="dxa"/>
-          </w:tcPr>
-          <w:p>
-            <w:pPr>
-              <w:pStyle w:val="affe"/>
-            </w:pPr>
-            <w:r>
-              <w:rPr>
-                <w:rFonts w:hint="eastAsia"/>
-              </w:rPr>
-              <w:t xml:space="preserve">お問い合わせの入力項目は増やさず、</w:t>
-            </w:r>
+              <w:t>Q8</w:t>
+            </w:r>
+          </w:p>
+        </w:tc>
+        <w:tc>
+          <w:tcPr>
+            <w:tcW w:w="2950" w:type="dxa"/>
+          </w:tcPr>
+          <w:p>
+            <w:pPr>
+              <w:pStyle w:val="affe"/>
+            </w:pPr>
             <w:r>
               <w:rPr>
                 <w:rFonts w:hint="eastAsia"/>
                 <w:b/>
                 <w:bCs/>
               </w:rPr>
-              <w:t xml:space="preserve">reCAPTCHA（機械的な送信を防ぐ仕組み）を導入</w:t>
-            </w:r>
-            <w:r>
-              <w:rPr>
-                <w:rFonts w:hint="eastAsia"/>
-              </w:rPr>
-              <w:t xml:space="preserve">したい</w:t>
-            </w:r>
-          </w:p>
-        </w:tc>
-        <w:tc>
-          <w:tcPr>
-            <w:tcW w:w="4254" w:type="dxa"/>
-          </w:tcPr>
-          <w:p>
-            <w:pPr>
-              <w:pStyle w:val="affe"/>
-            </w:pPr>
-            <w:r>
-              <w:rPr>
-                <w:rFonts w:hint="eastAsia"/>
-              </w:rPr>
-              <w:t xml:space="preserve">項目を増やしても、送信元のプログラムが自動で埋めてしまうため、迷惑メールは減りません</w:t>
-            </w:r>
-          </w:p>
-          <w:p>
-            <w:pPr>
-              <w:pStyle w:val="affe"/>
-            </w:pPr>
-            <w:r>
-              <w:rPr>
-                <w:rFonts w:hint="eastAsia"/>
-              </w:rPr>
-              <w:t xml:space="preserve">※ reCAPTCHA は機械的な送信には有効ですが、</w:t>
-            </w:r>
-            <w:r>
-              <w:rPr>
-                <w:rFonts w:hint="eastAsia"/>
-                <w:b/>
-                <w:bCs/>
-              </w:rPr>
-              <w:t xml:space="preserve">人の手で入力される営業メールは防げません</w:t>
-            </w:r>
-          </w:p>
-        </w:tc>
-      </w:tr>
-      <w:tr>
-        <w:trPr>
-          <w:cantSplit/>
-        </w:trPr>
-        <w:tc>
-          <w:tcPr>
-            <w:tcW w:w="700" w:type="dxa"/>
-          </w:tcPr>
-          <w:p>
-            <w:pPr>
-              <w:pStyle w:val="affe"/>
-            </w:pPr>
-            <w:r>
-              <w:rPr>
-                <w:rFonts w:hint="eastAsia"/>
-              </w:rPr>
-              <w:t xml:space="preserve">S3</w:t>
-            </w:r>
-          </w:p>
-        </w:tc>
-        <w:tc>
-          <w:tcPr>
-            <w:tcW w:w="3550" w:type="dxa"/>
-          </w:tcPr>
-          <w:p>
-            <w:pPr>
-              <w:pStyle w:val="affe"/>
-            </w:pPr>
-            <w:r>
-              <w:rPr>
-                <w:rFonts w:hint="eastAsia"/>
-              </w:rPr>
-              <w:t xml:space="preserve">資料を差し替えると、ファイルの </w:t>
-            </w:r>
-            <w:r>
-              <w:rPr>
-                <w:rFonts w:hint="eastAsia"/>
-                <w:b/>
-                <w:bCs/>
-              </w:rPr>
-              <w:t xml:space="preserve">URL が変わります</w:t>
-            </w:r>
-            <w:r>
-              <w:rPr>
-                <w:rFonts w:hint="eastAsia"/>
-              </w:rPr>
-              <w:t xml:space="preserve">。旧ファイルは削除する運用でお願いしたい</w:t>
-            </w:r>
-          </w:p>
-        </w:tc>
-        <w:tc>
-          <w:tcPr>
-            <w:tcW w:w="4254" w:type="dxa"/>
-          </w:tcPr>
-          <w:p>
-            <w:pPr>
-              <w:pStyle w:val="affe"/>
-            </w:pPr>
-            <w:r>
-              <w:rPr>
-                <w:rFonts w:hint="eastAsia"/>
-              </w:rPr>
-              <w:t xml:space="preserve">新しい版が出たことが、お客様に伝わりやすくなります</w:t>
-            </w:r>
-          </w:p>
-          <w:p>
-            <w:pPr>
-              <w:pStyle w:val="affe"/>
-            </w:pPr>
-            <w:r>
-              <w:rPr>
-                <w:rFonts w:hint="eastAsia"/>
-              </w:rPr>
-              <w:t xml:space="preserve">お客様がブックマークした古い URL は開けなくなります</w:t>
-            </w:r>
-          </w:p>
-        </w:tc>
-      </w:tr>
-      <w:tr>
-        <w:trPr>
-          <w:cantSplit/>
-        </w:trPr>
-        <w:tc>
-          <w:tcPr>
-            <w:tcW w:w="700" w:type="dxa"/>
-          </w:tcPr>
-          <w:p>
-            <w:pPr>
-              <w:pStyle w:val="affe"/>
-            </w:pPr>
-            <w:r>
-              <w:rPr>
-                <w:rFonts w:hint="eastAsia"/>
-              </w:rPr>
-              <w:t xml:space="preserve">S4</w:t>
-            </w:r>
-          </w:p>
-        </w:tc>
-        <w:tc>
-          <w:tcPr>
-            <w:tcW w:w="3550" w:type="dxa"/>
-          </w:tcPr>
-          <w:p>
-            <w:pPr>
-              <w:pStyle w:val="affe"/>
-            </w:pPr>
-            <w:r>
-              <w:rPr>
-                <w:rFonts w:hint="eastAsia"/>
-                <w:b/>
-                <w:bCs/>
-              </w:rPr>
-              <w:t xml:space="preserve">御社で編集できる範囲</w:t>
-            </w:r>
-            <w:r>
-              <w:rPr>
-                <w:rFonts w:hint="eastAsia"/>
-              </w:rPr>
-              <w:t xml:space="preserve">のご確認</w:t>
-            </w:r>
-          </w:p>
-        </w:tc>
-        <w:tc>
-          <w:tcPr>
-            <w:tcW w:w="4254" w:type="dxa"/>
-          </w:tcPr>
-          <w:p>
-            <w:pPr>
-              <w:pStyle w:val="affe"/>
-            </w:pPr>
-            <w:r>
-              <w:rPr>
-                <w:rFonts w:hint="eastAsia"/>
-              </w:rPr>
-              <w:t xml:space="preserve">ワイヤーの各ブロック右上のラベル（変更できません／登録して変更できます／自由に記入できます）でご確認ください。自由に記入できる欄は1ページに1か所です</w:t>
-            </w:r>
-          </w:p>
-        </w:tc>
-      </w:tr>
-      <w:tr>
-        <w:trPr>
-          <w:cantSplit/>
-        </w:trPr>
-        <w:tc>
-          <w:tcPr>
-            <w:tcW w:w="700" w:type="dxa"/>
-          </w:tcPr>
-          <w:p>
-            <w:pPr>
-              <w:pStyle w:val="affe"/>
-            </w:pPr>
-            <w:r>
-              <w:rPr>
-                <w:rFonts w:hint="eastAsia"/>
-              </w:rPr>
-              <w:t xml:space="preserve">S5</w:t>
-            </w:r>
-          </w:p>
-        </w:tc>
-        <w:tc>
-          <w:tcPr>
-            <w:tcW w:w="3550" w:type="dxa"/>
-          </w:tcPr>
-          <w:p>
-            <w:pPr>
-              <w:pStyle w:val="affe"/>
-            </w:pPr>
-            <w:r>
-              <w:rPr>
-                <w:rFonts w:hint="eastAsia"/>
-              </w:rPr>
-              <w:t xml:space="preserve">会社案内の 01／02 のレイアウトは</w:t>
-            </w:r>
-            <w:r>
-              <w:rPr>
-                <w:rFonts w:hint="eastAsia"/>
-                <w:b/>
-                <w:bCs/>
-              </w:rPr>
-              <w:t xml:space="preserve">固定（編集不可）</w:t>
-            </w:r>
-            <w:r>
-              <w:rPr>
-                <w:rFonts w:hint="eastAsia"/>
-              </w:rPr>
-              <w:t xml:space="preserve">としたい</w:t>
-            </w:r>
-          </w:p>
-        </w:tc>
-        <w:tc>
-          <w:tcPr>
-            <w:tcW w:w="4254" w:type="dxa"/>
-          </w:tcPr>
-          <w:p>
-            <w:pPr>
-              <w:pStyle w:val="affe"/>
-            </w:pPr>
-            <w:r>
-              <w:rPr>
-                <w:rFonts w:hint="eastAsia"/>
-              </w:rPr>
-              <w:t xml:space="preserve">凝ったレイアウトのため、編集できるようにすると崩れやすくなります。会社概要と沿革は、1つの編集画面で続けてご記入いただきます</w:t>
-            </w:r>
-          </w:p>
-        </w:tc>
-      </w:tr>
-      <w:tr>
-        <w:trPr>
-          <w:cantSplit/>
-        </w:trPr>
-        <w:tc>
-          <w:tcPr>
-            <w:tcW w:w="700" w:type="dxa"/>
-          </w:tcPr>
-          <w:p>
-            <w:pPr>
-              <w:pStyle w:val="affe"/>
-            </w:pPr>
-            <w:r>
-              <w:rPr>
-                <w:rFonts w:hint="eastAsia"/>
-              </w:rPr>
-              <w:t xml:space="preserve">S6</w:t>
-            </w:r>
-          </w:p>
-        </w:tc>
-        <w:tc>
-          <w:tcPr>
-            <w:tcW w:w="3550" w:type="dxa"/>
-          </w:tcPr>
-          <w:p>
-            <w:pPr>
-              <w:pStyle w:val="affe"/>
-            </w:pPr>
-            <w:r>
-              <w:rPr>
-                <w:rFonts w:hint="eastAsia"/>
-              </w:rPr>
-              <w:t xml:space="preserve">トップページの TOPICS は、</w:t>
-            </w:r>
-            <w:r>
-              <w:rPr>
-                <w:rFonts w:hint="eastAsia"/>
-                <w:b/>
-                <w:bCs/>
-              </w:rPr>
-              <w:t xml:space="preserve">「新製品」タグを付けた最新3件が自動で表示</w:t>
-            </w:r>
-            <w:r>
-              <w:rPr>
-                <w:rFonts w:hint="eastAsia"/>
-              </w:rPr>
-              <w:t xml:space="preserve">されます</w:t>
-            </w:r>
-          </w:p>
-        </w:tc>
-        <w:tc>
-          <w:tcPr>
-            <w:tcW w:w="4254" w:type="dxa"/>
-          </w:tcPr>
-          <w:p>
-            <w:pPr>
-              <w:pStyle w:val="affe"/>
-            </w:pPr>
-            <w:r>
-              <w:rPr>
-                <w:rFonts w:hint="eastAsia"/>
-              </w:rPr>
-              <w:t xml:space="preserve">古い製品のタグは外さなくて構いません</w:t>
-            </w:r>
-          </w:p>
-        </w:tc>
-      </w:tr>
-      <w:tr>
-        <w:trPr>
-          <w:cantSplit/>
-        </w:trPr>
-        <w:tc>
-          <w:tcPr>
-            <w:tcW w:w="700" w:type="dxa"/>
-          </w:tcPr>
-          <w:p>
-            <w:pPr>
-              <w:pStyle w:val="affe"/>
-            </w:pPr>
-            <w:r>
-              <w:rPr>
-                <w:rFonts w:hint="eastAsia"/>
-              </w:rPr>
-              <w:t xml:space="preserve">S7</w:t>
-            </w:r>
-          </w:p>
-        </w:tc>
-        <w:tc>
-          <w:tcPr>
-            <w:tcW w:w="3550" w:type="dxa"/>
-          </w:tcPr>
-          <w:p>
-            <w:pPr>
-              <w:pStyle w:val="affe"/>
-            </w:pPr>
-            <w:r>
-              <w:rPr>
-                <w:rFonts w:hint="eastAsia"/>
-              </w:rPr>
-              <w:t xml:space="preserve">「代理店」の表記をやめ、</w:t>
-            </w:r>
-            <w:r>
-              <w:rPr>
-                <w:rFonts w:hint="eastAsia"/>
-                <w:b/>
-                <w:bCs/>
-              </w:rPr>
-              <w:t xml:space="preserve">「販売協力店申請」「工事店・施工店の協力店申請」</w:t>
-            </w:r>
-            <w:r>
-              <w:rPr>
-                <w:rFonts w:hint="eastAsia"/>
-              </w:rPr>
-              <w:t xml:space="preserve">で統一しました</w:t>
-            </w:r>
-          </w:p>
-        </w:tc>
-        <w:tc>
-          <w:tcPr>
-            <w:tcW w:w="4254" w:type="dxa"/>
-          </w:tcPr>
-          <w:p>
-            <w:pPr>
-              <w:pStyle w:val="affe"/>
-            </w:pPr>
-            <w:r>
-              <w:rPr>
-                <w:rFonts w:hint="eastAsia"/>
-              </w:rPr>
-              <w:t xml:space="preserve">この呼称でよいかご確認ください</w:t>
-            </w:r>
+              <w:t>型番検索用データのバックアップ</w:t>
+            </w:r>
+          </w:p>
+          <w:p>
+            <w:pPr>
+              <w:pStyle w:val="affe"/>
+            </w:pPr>
+            <w:r>
+              <w:rPr>
+                <w:rFonts w:hint="eastAsia"/>
+              </w:rPr>
+              <w:t>御社で取得されるか、保守契約（月額</w:t>
+            </w:r>
+            <w:r>
+              <w:rPr>
+                <w:rFonts w:hint="eastAsia"/>
+              </w:rPr>
+              <w:t>10,000</w:t>
+            </w:r>
+            <w:r>
+              <w:rPr>
+                <w:rFonts w:hint="eastAsia"/>
+              </w:rPr>
+              <w:t>円＋税）に含めるか</w:t>
+            </w:r>
+          </w:p>
+        </w:tc>
+        <w:tc>
+          <w:tcPr>
+            <w:tcW w:w="2754" w:type="dxa"/>
+          </w:tcPr>
+          <w:p>
+            <w:pPr>
+              <w:pStyle w:val="affe"/>
+            </w:pPr>
+            <w:r>
+              <w:rPr>
+                <w:rFonts w:hint="eastAsia"/>
+              </w:rPr>
+              <w:t>型番検索用のデータは御社サーバー上に置きますが、そのバックアップは現在のご契約に含まれていません</w:t>
+            </w:r>
+          </w:p>
+          <w:p>
+            <w:pPr>
+              <w:pStyle w:val="affe"/>
+            </w:pPr>
+            <w:r>
+              <w:rPr>
+                <w:rFonts w:hint="eastAsia"/>
+              </w:rPr>
+              <w:t>万一消えても、元のデータから作り直せる設計です</w:t>
+            </w:r>
+          </w:p>
+        </w:tc>
+        <w:tc>
+          <w:tcPr>
+            <w:tcW w:w="2100" w:type="dxa"/>
+          </w:tcPr>
+          <w:p>
+            <w:pPr>
+              <w:pStyle w:val="affe"/>
+            </w:pPr>
           </w:p>
         </w:tc>
       </w:tr>
@@ -2287,18 +1872,7 @@
         <w:rPr>
           <w:rFonts w:hint="eastAsia"/>
         </w:rPr>
-        <w:t xml:space="preserve">公開後の運用でお願いしたいこと</w:t>
-      </w:r>
-    </w:p>
-    <w:p>
-      <w:pPr>
-        <w:pStyle w:val="a1"/>
-      </w:pPr>
-      <w:r>
-        <w:rPr>
-          <w:rFonts w:hint="eastAsia"/>
-        </w:rPr>
-        <w:t xml:space="preserve">いずれも、納品時にお渡しする操作手順書に記載します。</w:t>
+        <w:t>ご提案・ご説明（ご了承をいただきたいこと）</w:t>
       </w:r>
     </w:p>
     <w:tbl>
@@ -2312,6 +1886,7 @@
           <w:bottom w:w="40" w:type="dxa"/>
           <w:right w:w="100" w:type="dxa"/>
         </w:tblCellMar>
+        <w:tblLook w:val="04A0" w:firstRow="1" w:lastRow="0" w:firstColumn="1" w:lastColumn="0" w:noHBand="0" w:noVBand="1"/>
       </w:tblPr>
       <w:tblGrid>
         <w:gridCol w:w="700"/>
@@ -2338,7 +1913,7 @@
                 <w:b/>
                 <w:bCs/>
               </w:rPr>
-              <w:t xml:space="preserve">No</w:t>
+              <w:t>No</w:t>
             </w:r>
           </w:p>
         </w:tc>
@@ -2357,7 +1932,7 @@
                 <w:b/>
                 <w:bCs/>
               </w:rPr>
-              <w:t xml:space="preserve">お願いしたいこと</w:t>
+              <w:t>内容</w:t>
             </w:r>
           </w:p>
         </w:tc>
@@ -2376,7 +1951,7 @@
                 <w:b/>
                 <w:bCs/>
               </w:rPr>
-              <w:t xml:space="preserve">理由</w:t>
+              <w:t>理由・補足</w:t>
             </w:r>
           </w:p>
         </w:tc>
@@ -2397,7 +1972,7 @@
               <w:rPr>
                 <w:rFonts w:hint="eastAsia"/>
               </w:rPr>
-              <w:t xml:space="preserve">R1</w:t>
+              <w:t>S1</w:t>
             </w:r>
           </w:p>
         </w:tc>
@@ -2413,7 +1988,7 @@
               <w:rPr>
                 <w:rFonts w:hint="eastAsia"/>
               </w:rPr>
-              <w:t xml:space="preserve">型番だけを変更したときも、</w:t>
+              <w:t>製品の「特徴」の表示を、正方形のアイコンから、</w:t>
             </w:r>
             <w:r>
               <w:rPr>
@@ -2421,7 +1996,13 @@
                 <w:b/>
                 <w:bCs/>
               </w:rPr>
-              <w:t xml:space="preserve">必ず「保存」を押してください</w:t>
+              <w:t>文字数に合わせて幅が変わるラベル</w:t>
+            </w:r>
+            <w:r>
+              <w:rPr>
+                <w:rFonts w:hint="eastAsia"/>
+              </w:rPr>
+              <w:t>に変更したい</w:t>
             </w:r>
           </w:p>
         </w:tc>
@@ -2437,7 +2018,7 @@
               <w:rPr>
                 <w:rFonts w:hint="eastAsia"/>
               </w:rPr>
-              <w:t xml:space="preserve">型番だけの変更では、保存せずに画面を閉じても警告が出ないためです</w:t>
+              <w:t>「夜間監視」は収まりますが、「夜間稼働あり」のように文字数が多いと正方形では崩れます。今後、特徴を追加しても崩れない形にします</w:t>
             </w:r>
           </w:p>
         </w:tc>
@@ -2458,7 +2039,7 @@
               <w:rPr>
                 <w:rFonts w:hint="eastAsia"/>
               </w:rPr>
-              <w:t xml:space="preserve">R2</w:t>
+              <w:t>S2</w:t>
             </w:r>
           </w:p>
         </w:tc>
@@ -2470,19 +2051,19 @@
             <w:pPr>
               <w:pStyle w:val="affe"/>
             </w:pPr>
-            <w:r>
-              <w:rPr>
-                <w:rFonts w:hint="eastAsia"/>
-              </w:rPr>
-              <w:t xml:space="preserve">ゴミ箱から戻した製品は、</w:t>
-            </w:r>
             <w:r>
               <w:rPr>
                 <w:rFonts w:hint="eastAsia"/>
                 <w:b/>
                 <w:bCs/>
               </w:rPr>
-              <w:t xml:space="preserve">もう一度「公開」を押してください</w:t>
+              <w:t>御社で編集できる範囲</w:t>
+            </w:r>
+            <w:r>
+              <w:rPr>
+                <w:rFonts w:hint="eastAsia"/>
+              </w:rPr>
+              <w:t>のご確認</w:t>
             </w:r>
           </w:p>
         </w:tc>
@@ -2498,7 +2079,31 @@
               <w:rPr>
                 <w:rFonts w:hint="eastAsia"/>
               </w:rPr>
-              <w:t xml:space="preserve">WordPress の仕様で、ゴミ箱から戻すと「下書き」の状態になり、サイトには表示されません</w:t>
+              <w:t>ワイヤーの各ブロック右上のラベル（変更できません／登録して変更できます／自由に記入できます）でご確認ください。自由に記入できる欄は</w:t>
+            </w:r>
+            <w:r>
+              <w:rPr>
+                <w:rFonts w:hint="eastAsia"/>
+              </w:rPr>
+              <w:t>1</w:t>
+            </w:r>
+            <w:r>
+              <w:rPr>
+                <w:rFonts w:hint="eastAsia"/>
+              </w:rPr>
+              <w:t>ページに</w:t>
+            </w:r>
+            <w:r>
+              <w:rPr>
+                <w:rFonts w:hint="eastAsia"/>
+              </w:rPr>
+              <w:t>1</w:t>
+            </w:r>
+            <w:r>
+              <w:rPr>
+                <w:rFonts w:hint="eastAsia"/>
+              </w:rPr>
+              <w:t>か所です</w:t>
             </w:r>
           </w:p>
         </w:tc>
@@ -2519,7 +2124,7 @@
               <w:rPr>
                 <w:rFonts w:hint="eastAsia"/>
               </w:rPr>
-              <w:t xml:space="preserve">R3</w:t>
+              <w:t>S3</w:t>
             </w:r>
           </w:p>
         </w:tc>
@@ -2535,7 +2140,73 @@
               <w:rPr>
                 <w:rFonts w:hint="eastAsia"/>
               </w:rPr>
-              <w:t xml:space="preserve">資料を差し替えるとき・公開をやめるときは、</w:t>
+              <w:t xml:space="preserve">会社案内の「会社概要」「沿革」は、1つの編集画面で続けてご記入いただく形にしたい</w:t>
+            </w:r>
+          </w:p>
+        </w:tc>
+        <w:tc>
+          <w:tcPr>
+            <w:tcW w:w="4254" w:type="dxa"/>
+          </w:tcPr>
+          <w:p>
+            <w:pPr>
+              <w:pStyle w:val="affe"/>
+            </w:pPr>
+            <w:r>
+              <w:rPr>
+                <w:rFonts w:hint="eastAsia"/>
+              </w:rPr>
+              <w:t xml:space="preserve">WordPress の仕様で、自由に記入できる欄は1ページに1か所のためです。どちらも表の形でご記入いただけます（ワイヤーの会社案内⑤⑥）</w:t>
+            </w:r>
+          </w:p>
+        </w:tc>
+      </w:tr>
+      <w:tr>
+        <w:trPr>
+          <w:cantSplit/>
+        </w:trPr>
+        <w:tc>
+          <w:tcPr>
+            <w:tcW w:w="700" w:type="dxa"/>
+          </w:tcPr>
+          <w:p>
+            <w:pPr>
+              <w:pStyle w:val="affe"/>
+            </w:pPr>
+            <w:r>
+              <w:rPr>
+                <w:rFonts w:hint="eastAsia"/>
+              </w:rPr>
+              <w:lastRenderedPageBreak/>
+              <w:t>S4</w:t>
+            </w:r>
+          </w:p>
+        </w:tc>
+        <w:tc>
+          <w:tcPr>
+            <w:tcW w:w="3550" w:type="dxa"/>
+          </w:tcPr>
+          <w:p>
+            <w:pPr>
+              <w:pStyle w:val="affe"/>
+            </w:pPr>
+            <w:r>
+              <w:rPr>
+                <w:rFonts w:hint="eastAsia"/>
+              </w:rPr>
+              <w:t>トップページの</w:t>
+            </w:r>
+            <w:r>
+              <w:rPr>
+                <w:rFonts w:hint="eastAsia"/>
+              </w:rPr>
+              <w:t xml:space="preserve"> TOPICS </w:t>
+            </w:r>
+            <w:r>
+              <w:rPr>
+                <w:rFonts w:hint="eastAsia"/>
+              </w:rPr>
+              <w:t>は、</w:t>
             </w:r>
             <w:r>
               <w:rPr>
@@ -2543,7 +2214,29 @@
                 <w:b/>
                 <w:bCs/>
               </w:rPr>
-              <w:t xml:space="preserve">古いファイルも削除してください</w:t>
+              <w:t>「新製品」タグを付けた最新</w:t>
+            </w:r>
+            <w:r>
+              <w:rPr>
+                <w:rFonts w:hint="eastAsia"/>
+                <w:b/>
+                <w:bCs/>
+              </w:rPr>
+              <w:t>3</w:t>
+            </w:r>
+            <w:r>
+              <w:rPr>
+                <w:rFonts w:hint="eastAsia"/>
+                <w:b/>
+                <w:bCs/>
+              </w:rPr>
+              <w:t>件が自動で表示</w:t>
+            </w:r>
+            <w:r>
+              <w:rPr>
+                <w:rFonts w:hint="eastAsia"/>
+              </w:rPr>
+              <w:t>されます</w:t>
             </w:r>
           </w:p>
         </w:tc>
@@ -2559,7 +2252,381 @@
               <w:rPr>
                 <w:rFonts w:hint="eastAsia"/>
               </w:rPr>
-              <w:t xml:space="preserve">ファイルが残っていると、URL をご存じの方はダウンロードできてしまいます（ページを非公開にしても同じです）</w:t>
+              <w:t>古い製品のタグは外さなくて構いません</w:t>
+            </w:r>
+          </w:p>
+        </w:tc>
+      </w:tr>
+      <w:tr>
+        <w:trPr>
+          <w:cantSplit/>
+        </w:trPr>
+        <w:tc>
+          <w:tcPr>
+            <w:tcW w:w="700" w:type="dxa"/>
+          </w:tcPr>
+          <w:p>
+            <w:pPr>
+              <w:pStyle w:val="affe"/>
+            </w:pPr>
+            <w:r>
+              <w:rPr>
+                <w:rFonts w:hint="eastAsia"/>
+              </w:rPr>
+              <w:t>S5</w:t>
+            </w:r>
+          </w:p>
+        </w:tc>
+        <w:tc>
+          <w:tcPr>
+            <w:tcW w:w="3550" w:type="dxa"/>
+          </w:tcPr>
+          <w:p>
+            <w:pPr>
+              <w:pStyle w:val="affe"/>
+            </w:pPr>
+            <w:r>
+              <w:rPr>
+                <w:rFonts w:hint="eastAsia"/>
+              </w:rPr>
+              <w:t>「代理店」の表記をやめ、</w:t>
+            </w:r>
+            <w:r>
+              <w:rPr>
+                <w:rFonts w:hint="eastAsia"/>
+                <w:b/>
+                <w:bCs/>
+              </w:rPr>
+              <w:t>「販売協力店申請」「工事店・施工店の協力店申請」</w:t>
+            </w:r>
+            <w:r>
+              <w:rPr>
+                <w:rFonts w:hint="eastAsia"/>
+              </w:rPr>
+              <w:t>で統一しました</w:t>
+            </w:r>
+          </w:p>
+        </w:tc>
+        <w:tc>
+          <w:tcPr>
+            <w:tcW w:w="4254" w:type="dxa"/>
+          </w:tcPr>
+          <w:p>
+            <w:pPr>
+              <w:pStyle w:val="affe"/>
+            </w:pPr>
+            <w:r>
+              <w:rPr>
+                <w:rFonts w:hint="eastAsia"/>
+              </w:rPr>
+              <w:t>この呼称でよいかご確認ください</w:t>
+            </w:r>
+          </w:p>
+        </w:tc>
+      </w:tr>
+    </w:tbl>
+    <w:p>
+      <w:pPr>
+        <w:pStyle w:val="1"/>
+        <w:spacing w:before="360" w:after="180"/>
+      </w:pPr>
+      <w:r>
+        <w:rPr>
+          <w:rFonts w:hint="eastAsia"/>
+        </w:rPr>
+        <w:t>公開後の運用でお願いしたいこと</w:t>
+      </w:r>
+    </w:p>
+    <w:p>
+      <w:pPr>
+        <w:pStyle w:val="a1"/>
+        <w:spacing w:before="180"/>
+      </w:pPr>
+      <w:r>
+        <w:rPr>
+          <w:rFonts w:hint="eastAsia"/>
+        </w:rPr>
+        <w:t>いずれも、納品時にお渡しする操作手順書に記載します。</w:t>
+      </w:r>
+    </w:p>
+    <w:tbl>
+      <w:tblPr>
+        <w:tblStyle w:val="aff1"/>
+        <w:tblW w:w="8504" w:type="dxa"/>
+        <w:tblLayout w:type="fixed"/>
+        <w:tblCellMar>
+          <w:top w:w="40" w:type="dxa"/>
+          <w:left w:w="100" w:type="dxa"/>
+          <w:bottom w:w="40" w:type="dxa"/>
+          <w:right w:w="100" w:type="dxa"/>
+        </w:tblCellMar>
+        <w:tblLook w:val="04A0" w:firstRow="1" w:lastRow="0" w:firstColumn="1" w:lastColumn="0" w:noHBand="0" w:noVBand="1"/>
+      </w:tblPr>
+      <w:tblGrid>
+        <w:gridCol w:w="700"/>
+        <w:gridCol w:w="3550"/>
+        <w:gridCol w:w="4254"/>
+      </w:tblGrid>
+      <w:tr>
+        <w:trPr>
+          <w:cantSplit/>
+          <w:tblHeader/>
+        </w:trPr>
+        <w:tc>
+          <w:tcPr>
+            <w:tcW w:w="700" w:type="dxa"/>
+            <w:shd w:val="clear" w:color="auto" w:fill="E7E6E6"/>
+          </w:tcPr>
+          <w:p>
+            <w:pPr>
+              <w:pStyle w:val="affe"/>
+            </w:pPr>
+            <w:r>
+              <w:rPr>
+                <w:rFonts w:hint="eastAsia"/>
+                <w:b/>
+                <w:bCs/>
+              </w:rPr>
+              <w:t>No</w:t>
+            </w:r>
+          </w:p>
+        </w:tc>
+        <w:tc>
+          <w:tcPr>
+            <w:tcW w:w="3550" w:type="dxa"/>
+            <w:shd w:val="clear" w:color="auto" w:fill="E7E6E6"/>
+          </w:tcPr>
+          <w:p>
+            <w:pPr>
+              <w:pStyle w:val="affe"/>
+            </w:pPr>
+            <w:r>
+              <w:rPr>
+                <w:rFonts w:hint="eastAsia"/>
+                <w:b/>
+                <w:bCs/>
+              </w:rPr>
+              <w:t>お願いしたいこと</w:t>
+            </w:r>
+          </w:p>
+        </w:tc>
+        <w:tc>
+          <w:tcPr>
+            <w:tcW w:w="4254" w:type="dxa"/>
+            <w:shd w:val="clear" w:color="auto" w:fill="E7E6E6"/>
+          </w:tcPr>
+          <w:p>
+            <w:pPr>
+              <w:pStyle w:val="affe"/>
+            </w:pPr>
+            <w:r>
+              <w:rPr>
+                <w:rFonts w:hint="eastAsia"/>
+                <w:b/>
+                <w:bCs/>
+              </w:rPr>
+              <w:t>理由</w:t>
+            </w:r>
+          </w:p>
+        </w:tc>
+      </w:tr>
+      <w:tr>
+        <w:trPr>
+          <w:cantSplit/>
+        </w:trPr>
+        <w:tc>
+          <w:tcPr>
+            <w:tcW w:w="700" w:type="dxa"/>
+          </w:tcPr>
+          <w:p>
+            <w:pPr>
+              <w:pStyle w:val="affe"/>
+            </w:pPr>
+            <w:r>
+              <w:rPr>
+                <w:rFonts w:hint="eastAsia"/>
+              </w:rPr>
+              <w:t>R1</w:t>
+            </w:r>
+          </w:p>
+        </w:tc>
+        <w:tc>
+          <w:tcPr>
+            <w:tcW w:w="3550" w:type="dxa"/>
+          </w:tcPr>
+          <w:p>
+            <w:pPr>
+              <w:pStyle w:val="affe"/>
+            </w:pPr>
+            <w:r>
+              <w:rPr>
+                <w:rFonts w:hint="eastAsia"/>
+              </w:rPr>
+              <w:t>型番だけを変更したときも、</w:t>
+            </w:r>
+            <w:r>
+              <w:rPr>
+                <w:rFonts w:hint="eastAsia"/>
+                <w:b/>
+                <w:bCs/>
+              </w:rPr>
+              <w:t>必ず「保存」を押してください</w:t>
+            </w:r>
+          </w:p>
+        </w:tc>
+        <w:tc>
+          <w:tcPr>
+            <w:tcW w:w="4254" w:type="dxa"/>
+          </w:tcPr>
+          <w:p>
+            <w:pPr>
+              <w:pStyle w:val="affe"/>
+            </w:pPr>
+            <w:r>
+              <w:rPr>
+                <w:rFonts w:hint="eastAsia"/>
+              </w:rPr>
+              <w:t>型番だけの変更では、保存せずに画面を閉じても警告が出ないためです</w:t>
+            </w:r>
+          </w:p>
+        </w:tc>
+      </w:tr>
+      <w:tr>
+        <w:trPr>
+          <w:cantSplit/>
+        </w:trPr>
+        <w:tc>
+          <w:tcPr>
+            <w:tcW w:w="700" w:type="dxa"/>
+          </w:tcPr>
+          <w:p>
+            <w:pPr>
+              <w:pStyle w:val="affe"/>
+            </w:pPr>
+            <w:r>
+              <w:rPr>
+                <w:rFonts w:hint="eastAsia"/>
+              </w:rPr>
+              <w:t>R2</w:t>
+            </w:r>
+          </w:p>
+        </w:tc>
+        <w:tc>
+          <w:tcPr>
+            <w:tcW w:w="3550" w:type="dxa"/>
+          </w:tcPr>
+          <w:p>
+            <w:pPr>
+              <w:pStyle w:val="affe"/>
+            </w:pPr>
+            <w:r>
+              <w:rPr>
+                <w:rFonts w:hint="eastAsia"/>
+              </w:rPr>
+              <w:t>ゴミ箱から戻した製品は、</w:t>
+            </w:r>
+            <w:r>
+              <w:rPr>
+                <w:rFonts w:hint="eastAsia"/>
+                <w:b/>
+                <w:bCs/>
+              </w:rPr>
+              <w:t>もう一度「公開」を押してください</w:t>
+            </w:r>
+          </w:p>
+        </w:tc>
+        <w:tc>
+          <w:tcPr>
+            <w:tcW w:w="4254" w:type="dxa"/>
+          </w:tcPr>
+          <w:p>
+            <w:pPr>
+              <w:pStyle w:val="affe"/>
+            </w:pPr>
+            <w:r>
+              <w:rPr>
+                <w:rFonts w:hint="eastAsia"/>
+              </w:rPr>
+              <w:t xml:space="preserve">WordPress </w:t>
+            </w:r>
+            <w:r>
+              <w:rPr>
+                <w:rFonts w:hint="eastAsia"/>
+              </w:rPr>
+              <w:t>の仕様で、ゴミ箱から戻すと「下書き」の状態になり、サイトには表示されません</w:t>
+            </w:r>
+          </w:p>
+        </w:tc>
+      </w:tr>
+      <w:tr>
+        <w:trPr>
+          <w:cantSplit/>
+        </w:trPr>
+        <w:tc>
+          <w:tcPr>
+            <w:tcW w:w="700" w:type="dxa"/>
+          </w:tcPr>
+          <w:p>
+            <w:pPr>
+              <w:pStyle w:val="affe"/>
+            </w:pPr>
+            <w:r>
+              <w:rPr>
+                <w:rFonts w:hint="eastAsia"/>
+              </w:rPr>
+              <w:t>R3</w:t>
+            </w:r>
+          </w:p>
+        </w:tc>
+        <w:tc>
+          <w:tcPr>
+            <w:tcW w:w="3550" w:type="dxa"/>
+          </w:tcPr>
+          <w:p>
+            <w:pPr>
+              <w:pStyle w:val="affe"/>
+            </w:pPr>
+            <w:r>
+              <w:rPr>
+                <w:rFonts w:hint="eastAsia"/>
+              </w:rPr>
+              <w:t>資料を差し替えるとき・公開をやめるときは、</w:t>
+            </w:r>
+            <w:r>
+              <w:rPr>
+                <w:rFonts w:hint="eastAsia"/>
+                <w:b/>
+                <w:bCs/>
+              </w:rPr>
+              <w:t>古いファイルも削除してください</w:t>
+            </w:r>
+          </w:p>
+        </w:tc>
+        <w:tc>
+          <w:tcPr>
+            <w:tcW w:w="4254" w:type="dxa"/>
+          </w:tcPr>
+          <w:p>
+            <w:pPr>
+              <w:pStyle w:val="affe"/>
+            </w:pPr>
+            <w:r>
+              <w:rPr>
+                <w:rFonts w:hint="eastAsia"/>
+              </w:rPr>
+              <w:t>ファイルが残っていると、</w:t>
+            </w:r>
+            <w:r>
+              <w:rPr>
+                <w:rFonts w:hint="eastAsia"/>
+              </w:rPr>
+              <w:t xml:space="preserve">URL </w:t>
+            </w:r>
+            <w:r>
+              <w:rPr>
+                <w:rFonts w:hint="eastAsia"/>
+              </w:rPr>
+              <w:t>をご存じの方はダウンロードできてしまいます（ページを非公開にしても同じです）</w:t>
             </w:r>
           </w:p>
         </w:tc>
@@ -2573,7 +2640,7 @@
         <w:rPr>
           <w:rFonts w:hint="eastAsia"/>
         </w:rPr>
-        <w:t xml:space="preserve">以上</w:t>
+        <w:t>以上</w:t>
       </w:r>
     </w:p>
     <w:sectPr>
@@ -2737,7 +2804,13 @@
       </w:sdtPr>
       <w:sdtContent>
         <w:r>
-          <w:t>お打合せ 確認事項・ご説明事項</w:t>
+          <w:t>お打合せ</w:t>
+        </w:r>
+        <w:r>
+          <w:t xml:space="preserve"> </w:t>
+        </w:r>
+        <w:r>
+          <w:t>確認事項・ご説明事項</w:t>
         </w:r>
       </w:sdtContent>
     </w:sdt>
@@ -2757,7 +2830,13 @@
       </w:sdtPr>
       <w:sdtContent>
         <w:r>
-          <w:t>東進電機工業様 サイトリニューアル</w:t>
+          <w:t>東進電機工業様</w:t>
+        </w:r>
+        <w:r>
+          <w:t xml:space="preserve"> </w:t>
+        </w:r>
+        <w:r>
+          <w:t>サイトリニューアル</w:t>
         </w:r>
       </w:sdtContent>
     </w:sdt>
@@ -2887,6 +2966,7 @@
     <w:lvl w:ilvl="0">
       <w:start w:val="1"/>
       <w:numFmt w:val="decimal"/>
+      <w:pStyle w:val="1"/>
       <w:suff w:val="space"/>
       <w:lvlText w:val="%1."/>
       <w:lvlJc w:val="left"/>
@@ -3575,7 +3655,6 @@
     <w:uiPriority w:val="1"/>
     <w:semiHidden/>
     <w:unhideWhenUsed/>
-    <w:rsid w:val="007972B7"/>
   </w:style>
   <w:style w:type="table" w:default="1" w:styleId="a3">
     <w:name w:val="Normal Table"/>
@@ -3597,7 +3676,6 @@
     <w:uiPriority w:val="99"/>
     <w:semiHidden/>
     <w:unhideWhenUsed/>
-    <w:rsid w:val="007972B7"/>
   </w:style>
   <w:style w:type="character" w:customStyle="1" w:styleId="a5">
     <w:name w:val="強調"/>
@@ -4730,21 +4808,7 @@
               <w:rStyle w:val="a3"/>
               <w:rFonts w:hint="eastAsia"/>
             </w:rPr>
-            <w:t>[</w:t>
-          </w:r>
-          <w:r>
-            <w:rPr>
-              <w:rStyle w:val="a3"/>
-              <w:rFonts w:hint="eastAsia"/>
-            </w:rPr>
-            <w:t>サブタイトル</w:t>
-          </w:r>
-          <w:r>
-            <w:rPr>
-              <w:rStyle w:val="a3"/>
-              <w:rFonts w:hint="eastAsia"/>
-            </w:rPr>
-            <w:t>]</w:t>
+            <w:t>[サブタイトル]</w:t>
           </w:r>
         </w:p>
       </w:docPartBody>
@@ -4774,21 +4838,7 @@
               <w:rStyle w:val="a3"/>
               <w:rFonts w:hint="eastAsia"/>
             </w:rPr>
-            <w:t>[</w:t>
-          </w:r>
-          <w:r>
-            <w:rPr>
-              <w:rStyle w:val="a3"/>
-              <w:rFonts w:hint="eastAsia"/>
-            </w:rPr>
-            <w:t>タイトル</w:t>
-          </w:r>
-          <w:r>
-            <w:rPr>
-              <w:rStyle w:val="a3"/>
-              <w:rFonts w:hint="eastAsia"/>
-            </w:rPr>
-            <w:t>]</w:t>
+            <w:t>[タイトル]</w:t>
           </w:r>
         </w:p>
       </w:docPartBody>
@@ -4818,21 +4868,7 @@
               <w:rStyle w:val="a3"/>
               <w:rFonts w:hint="eastAsia"/>
             </w:rPr>
-            <w:t>[</w:t>
-          </w:r>
-          <w:r>
-            <w:rPr>
-              <w:rStyle w:val="a3"/>
-              <w:rFonts w:hint="eastAsia"/>
-            </w:rPr>
-            <w:t>発行日</w:t>
-          </w:r>
-          <w:r>
-            <w:rPr>
-              <w:rStyle w:val="a3"/>
-              <w:rFonts w:hint="eastAsia"/>
-            </w:rPr>
-            <w:t>]</w:t>
+            <w:t>[発行日]</w:t>
           </w:r>
         </w:p>
       </w:docPartBody>
@@ -4862,21 +4898,7 @@
               <w:rStyle w:val="a3"/>
               <w:rFonts w:hint="eastAsia"/>
             </w:rPr>
-            <w:t>[</w:t>
-          </w:r>
-          <w:r>
-            <w:rPr>
-              <w:rStyle w:val="a3"/>
-              <w:rFonts w:hint="eastAsia"/>
-            </w:rPr>
-            <w:t>作成者</w:t>
-          </w:r>
-          <w:r>
-            <w:rPr>
-              <w:rStyle w:val="a3"/>
-              <w:rFonts w:hint="eastAsia"/>
-            </w:rPr>
-            <w:t>]</w:t>
+            <w:t>[作成者]</w:t>
           </w:r>
         </w:p>
       </w:docPartBody>
@@ -5024,8 +5046,10 @@
   <w:rsids>
     <w:rsidRoot w:val="001D5894"/>
     <w:rsid w:val="001D5894"/>
+    <w:rsid w:val="004122F9"/>
     <w:rsid w:val="0058281A"/>
     <w:rsid w:val="006A4FCD"/>
+    <w:rsid w:val="00C93213"/>
   </w:rsids>
   <m:mathPr>
     <m:mathFont m:val="Cambria Math"/>
@@ -5763,12 +5787,14 @@
 </file>
 
 <file path=customXml/item3.xml><?xml version="1.0" encoding="utf-8"?>
-<?mso-contentType ?>
-<FormTemplates xmlns="http://schemas.microsoft.com/sharepoint/v3/contenttype/forms">
-  <Display>DocumentLibraryForm</Display>
-  <Edit>DocumentLibraryForm</Edit>
-  <New>DocumentLibraryForm</New>
-</FormTemplates>
+<p:properties xmlns:p="http://schemas.microsoft.com/office/2006/metadata/properties" xmlns:xsi="http://www.w3.org/2001/XMLSchema-instance" xmlns:pc="http://schemas.microsoft.com/office/infopath/2007/PartnerControls">
+  <documentManagement>
+    <TaxCatchAll xmlns="c02d1de1-32b8-4ef0-a8e6-fcc40373a65e" xsi:nil="true"/>
+    <lcf76f155ced4ddcb4097134ff3c332f xmlns="7d89e856-7fa4-42b8-8686-40e975251863">
+      <Terms xmlns="http://schemas.microsoft.com/office/infopath/2007/PartnerControls"/>
+    </lcf76f155ced4ddcb4097134ff3c332f>
+  </documentManagement>
+</p:properties>
 </file>
 
 <file path=customXml/item4.xml><?xml version="1.0" encoding="utf-8"?>
@@ -6021,14 +6047,12 @@
 </file>
 
 <file path=customXml/item5.xml><?xml version="1.0" encoding="utf-8"?>
-<p:properties xmlns:p="http://schemas.microsoft.com/office/2006/metadata/properties" xmlns:xsi="http://www.w3.org/2001/XMLSchema-instance" xmlns:pc="http://schemas.microsoft.com/office/infopath/2007/PartnerControls">
-  <documentManagement>
-    <TaxCatchAll xmlns="c02d1de1-32b8-4ef0-a8e6-fcc40373a65e" xsi:nil="true"/>
-    <lcf76f155ced4ddcb4097134ff3c332f xmlns="7d89e856-7fa4-42b8-8686-40e975251863">
-      <Terms xmlns="http://schemas.microsoft.com/office/infopath/2007/PartnerControls"/>
-    </lcf76f155ced4ddcb4097134ff3c332f>
-  </documentManagement>
-</p:properties>
+<?mso-contentType ?>
+<FormTemplates xmlns="http://schemas.microsoft.com/sharepoint/v3/contenttype/forms">
+  <Display>DocumentLibraryForm</Display>
+  <Edit>DocumentLibraryForm</Edit>
+  <New>DocumentLibraryForm</New>
+</FormTemplates>
 </file>
 
 <file path=customXml/itemProps1.xml><?xml version="1.0" encoding="utf-8"?>
@@ -6048,9 +6072,12 @@
 </file>
 
 <file path=customXml/itemProps3.xml><?xml version="1.0" encoding="utf-8"?>
-<ds:datastoreItem xmlns:ds="http://schemas.openxmlformats.org/officeDocument/2006/customXml" ds:itemID="{6A27DEE0-8D19-4730-9196-F827F1E1340A}">
+<ds:datastoreItem xmlns:ds="http://schemas.openxmlformats.org/officeDocument/2006/customXml" ds:itemID="{E07DDA53-4227-48F7-A0CD-BE47B0FDCD7E}">
   <ds:schemaRefs>
-    <ds:schemaRef ds:uri="http://schemas.microsoft.com/sharepoint/v3/contenttype/forms"/>
+    <ds:schemaRef ds:uri="http://schemas.microsoft.com/office/2006/metadata/properties"/>
+    <ds:schemaRef ds:uri="http://schemas.microsoft.com/office/infopath/2007/PartnerControls"/>
+    <ds:schemaRef ds:uri="c02d1de1-32b8-4ef0-a8e6-fcc40373a65e"/>
+    <ds:schemaRef ds:uri="7d89e856-7fa4-42b8-8686-40e975251863"/>
   </ds:schemaRefs>
 </ds:datastoreItem>
 </file>
@@ -6075,12 +6102,9 @@
 </file>
 
 <file path=customXml/itemProps5.xml><?xml version="1.0" encoding="utf-8"?>
-<ds:datastoreItem xmlns:ds="http://schemas.openxmlformats.org/officeDocument/2006/customXml" ds:itemID="{E07DDA53-4227-48F7-A0CD-BE47B0FDCD7E}">
+<ds:datastoreItem xmlns:ds="http://schemas.openxmlformats.org/officeDocument/2006/customXml" ds:itemID="{6A27DEE0-8D19-4730-9196-F827F1E1340A}">
   <ds:schemaRefs>
-    <ds:schemaRef ds:uri="http://schemas.microsoft.com/office/2006/metadata/properties"/>
-    <ds:schemaRef ds:uri="http://schemas.microsoft.com/office/infopath/2007/PartnerControls"/>
-    <ds:schemaRef ds:uri="c02d1de1-32b8-4ef0-a8e6-fcc40373a65e"/>
-    <ds:schemaRef ds:uri="7d89e856-7fa4-42b8-8686-40e975251863"/>
+    <ds:schemaRef ds:uri="http://schemas.microsoft.com/sharepoint/v3/contenttype/forms"/>
   </ds:schemaRefs>
 </ds:datastoreItem>
 </file>